--- a/Received/LKG/lkg, english.docx
+++ b/Received/LKG/lkg, english.docx
@@ -83,7 +83,17 @@
                                 <w:sz w:val="32"/>
                                 <w:szCs w:val="32"/>
                               </w:rPr>
-                              <w:t>11</w:t>
+                              <w:t>1</w:t>
+                            </w:r>
+                            <w:r>
+                              <w:rPr>
+                                <w:rFonts w:ascii="Times New Roman" w:hAnsi="Times New Roman" w:cs="Times New Roman"/>
+                                <w:b/>
+                                <w:bCs/>
+                                <w:sz w:val="32"/>
+                                <w:szCs w:val="32"/>
+                              </w:rPr>
+                              <w:t>2</w:t>
                             </w:r>
                           </w:p>
                         </w:txbxContent>
@@ -131,7 +141,17 @@
                           <w:sz w:val="32"/>
                           <w:szCs w:val="32"/>
                         </w:rPr>
-                        <w:t>11</w:t>
+                        <w:t>1</w:t>
+                      </w:r>
+                      <w:r>
+                        <w:rPr>
+                          <w:rFonts w:ascii="Times New Roman" w:hAnsi="Times New Roman" w:cs="Times New Roman"/>
+                          <w:b/>
+                          <w:bCs/>
+                          <w:sz w:val="32"/>
+                          <w:szCs w:val="32"/>
+                        </w:rPr>
+                        <w:t>2</w:t>
                       </w:r>
                     </w:p>
                   </w:txbxContent>
@@ -270,23 +290,7 @@
           <w:rFonts w:ascii="Times New Roman" w:hAnsi="Times New Roman" w:cs="Times New Roman"/>
           <w:b/>
         </w:rPr>
-        <w:t xml:space="preserve">Ratnanagar-7, </w:t>
-      </w:r>
-      <w:proofErr w:type="spellStart"/>
-      <w:r>
-        <w:rPr>
-          <w:rFonts w:ascii="Times New Roman" w:hAnsi="Times New Roman" w:cs="Times New Roman"/>
-          <w:b/>
-        </w:rPr>
-        <w:t>Sauraha</w:t>
-      </w:r>
-      <w:proofErr w:type="spellEnd"/>
-      <w:r>
-        <w:rPr>
-          <w:rFonts w:ascii="Times New Roman" w:hAnsi="Times New Roman" w:cs="Times New Roman"/>
-          <w:b/>
-        </w:rPr>
-        <w:t>, Chitwan</w:t>
+        <w:t>Ratnanagar-7, Sauraha, Chitwan</w:t>
       </w:r>
     </w:p>
     <w:p>
@@ -361,25 +365,7 @@
           <w:sz w:val="28"/>
           <w:szCs w:val="28"/>
         </w:rPr>
-        <w:t xml:space="preserve"> </w:t>
-      </w:r>
-      <w:r>
-        <w:rPr>
-          <w:rFonts w:ascii="Times New Roman" w:hAnsi="Times New Roman" w:cs="Times New Roman"/>
-          <w:b/>
-          <w:sz w:val="28"/>
-          <w:szCs w:val="28"/>
-        </w:rPr>
-        <w:t>L</w:t>
-      </w:r>
-      <w:r>
-        <w:rPr>
-          <w:rFonts w:ascii="Times New Roman" w:hAnsi="Times New Roman" w:cs="Times New Roman"/>
-          <w:b/>
-          <w:sz w:val="28"/>
-          <w:szCs w:val="28"/>
-        </w:rPr>
-        <w:t>KG</w:t>
+        <w:t xml:space="preserve"> LKG</w:t>
       </w:r>
       <w:r>
         <w:rPr>
@@ -1078,16 +1064,16 @@
         <mc:AlternateContent>
           <mc:Choice Requires="wps">
             <w:drawing>
-              <wp:anchor distT="0" distB="0" distL="114300" distR="114300" simplePos="0" relativeHeight="251682816" behindDoc="0" locked="0" layoutInCell="1" allowOverlap="1" wp14:anchorId="0D3D59C4" wp14:editId="59D4AE28">
+              <wp:anchor distT="0" distB="0" distL="114300" distR="114300" simplePos="0" relativeHeight="251682816" behindDoc="0" locked="0" layoutInCell="1" allowOverlap="1" wp14:anchorId="0D3D59C4" wp14:editId="2BB75904">
                 <wp:simplePos x="0" y="0"/>
                 <wp:positionH relativeFrom="column">
-                  <wp:posOffset>894629</wp:posOffset>
+                  <wp:posOffset>895349</wp:posOffset>
                 </wp:positionH>
                 <wp:positionV relativeFrom="paragraph">
-                  <wp:posOffset>224761</wp:posOffset>
+                  <wp:posOffset>227330</wp:posOffset>
                 </wp:positionV>
-                <wp:extent cx="685800" cy="3629"/>
-                <wp:effectExtent l="0" t="0" r="19050" b="34925"/>
+                <wp:extent cx="1724025" cy="3629"/>
+                <wp:effectExtent l="0" t="0" r="28575" b="34925"/>
                 <wp:wrapNone/>
                 <wp:docPr id="18" name="Straight Connector 18"/>
                 <wp:cNvGraphicFramePr/>
@@ -1098,7 +1084,7 @@
                       <wps:spPr>
                         <a:xfrm>
                           <a:off x="0" y="0"/>
-                          <a:ext cx="685800" cy="3629"/>
+                          <a:ext cx="1724025" cy="3629"/>
                         </a:xfrm>
                         <a:prstGeom prst="line">
                           <a:avLst/>
@@ -1133,7 +1119,7 @@
           </mc:Choice>
           <mc:Fallback>
             <w:pict>
-              <v:line w14:anchorId="208FE12C" id="Straight Connector 18" o:spid="_x0000_s1026" style="position:absolute;z-index:251682816;visibility:visible;mso-wrap-style:square;mso-width-percent:0;mso-height-percent:0;mso-wrap-distance-left:9pt;mso-wrap-distance-top:0;mso-wrap-distance-right:9pt;mso-wrap-distance-bottom:0;mso-position-horizontal:absolute;mso-position-horizontal-relative:text;mso-position-vertical:absolute;mso-position-vertical-relative:text;mso-width-percent:0;mso-height-percent:0;mso-width-relative:margin;mso-height-relative:margin" from="70.45pt,17.7pt" to="124.45pt,18pt" o:gfxdata="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" strokecolor="black [3200]" strokeweight="1pt">
+              <v:line w14:anchorId="4537C8F8" id="Straight Connector 18" o:spid="_x0000_s1026" style="position:absolute;z-index:251682816;visibility:visible;mso-wrap-style:square;mso-width-percent:0;mso-height-percent:0;mso-wrap-distance-left:9pt;mso-wrap-distance-top:0;mso-wrap-distance-right:9pt;mso-wrap-distance-bottom:0;mso-position-horizontal:absolute;mso-position-horizontal-relative:text;mso-position-vertical:absolute;mso-position-vertical-relative:text;mso-width-percent:0;mso-height-percent:0;mso-width-relative:margin;mso-height-relative:margin" from="70.5pt,17.9pt" to="206.25pt,18.2pt" o:gfxdata="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" strokecolor="black [3200]" strokeweight="1pt">
                 <v:stroke joinstyle="miter"/>
               </v:line>
             </w:pict>
@@ -1456,6 +1442,26 @@
       <w:r>
         <w:rPr>
           <w:rFonts w:ascii="Times New Roman" w:hAnsi="Times New Roman" w:cs="Times New Roman"/>
+          <w:b/>
+          <w:bCs/>
+          <w:sz w:val="36"/>
+          <w:szCs w:val="36"/>
+        </w:rPr>
+        <w:t xml:space="preserve"> </w:t>
+      </w:r>
+      <w:r>
+        <w:rPr>
+          <w:rFonts w:ascii="Times New Roman" w:hAnsi="Times New Roman" w:cs="Times New Roman"/>
+          <w:b/>
+          <w:bCs/>
+          <w:sz w:val="36"/>
+          <w:szCs w:val="36"/>
+        </w:rPr>
+        <w:t xml:space="preserve"> </w:t>
+      </w:r>
+      <w:r>
+        <w:rPr>
+          <w:rFonts w:ascii="Times New Roman" w:hAnsi="Times New Roman" w:cs="Times New Roman"/>
           <w:sz w:val="36"/>
           <w:szCs w:val="36"/>
         </w:rPr>
@@ -1739,13 +1745,13 @@
         <mc:AlternateContent>
           <mc:Choice Requires="wps">
             <w:drawing>
-              <wp:anchor distT="0" distB="0" distL="114300" distR="114300" simplePos="0" relativeHeight="251693056" behindDoc="0" locked="0" layoutInCell="1" allowOverlap="1" wp14:anchorId="2E11F766" wp14:editId="28ADFD0A">
+              <wp:anchor distT="0" distB="0" distL="114300" distR="114300" simplePos="0" relativeHeight="251693056" behindDoc="0" locked="0" layoutInCell="1" allowOverlap="1" wp14:anchorId="2E11F766" wp14:editId="3522B82F">
                 <wp:simplePos x="0" y="0"/>
                 <wp:positionH relativeFrom="column">
-                  <wp:posOffset>2356640</wp:posOffset>
+                  <wp:posOffset>2613660</wp:posOffset>
                 </wp:positionH>
                 <wp:positionV relativeFrom="paragraph">
-                  <wp:posOffset>216068</wp:posOffset>
+                  <wp:posOffset>285750</wp:posOffset>
                 </wp:positionV>
                 <wp:extent cx="685800" cy="3629"/>
                 <wp:effectExtent l="0" t="0" r="19050" b="34925"/>
@@ -1794,7 +1800,7 @@
           </mc:Choice>
           <mc:Fallback>
             <w:pict>
-              <v:line w14:anchorId="694756B4" id="Straight Connector 25" o:spid="_x0000_s1026" style="position:absolute;z-index:251693056;visibility:visible;mso-wrap-style:square;mso-width-percent:0;mso-height-percent:0;mso-wrap-distance-left:9pt;mso-wrap-distance-top:0;mso-wrap-distance-right:9pt;mso-wrap-distance-bottom:0;mso-position-horizontal:absolute;mso-position-horizontal-relative:text;mso-position-vertical:absolute;mso-position-vertical-relative:text;mso-width-percent:0;mso-height-percent:0;mso-width-relative:margin;mso-height-relative:margin" from="185.55pt,17pt" to="239.55pt,17.3pt" o:gfxdata="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" strokecolor="black [3200]" strokeweight="1pt">
+              <v:line w14:anchorId="297AED47" id="Straight Connector 25" o:spid="_x0000_s1026" style="position:absolute;z-index:251693056;visibility:visible;mso-wrap-style:square;mso-width-percent:0;mso-height-percent:0;mso-wrap-distance-left:9pt;mso-wrap-distance-top:0;mso-wrap-distance-right:9pt;mso-wrap-distance-bottom:0;mso-position-horizontal:absolute;mso-position-horizontal-relative:text;mso-position-vertical:absolute;mso-position-vertical-relative:text;mso-width-percent:0;mso-height-percent:0;mso-width-relative:margin;mso-height-relative:margin" from="205.8pt,22.5pt" to="259.8pt,22.8pt" o:gfxdata="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" strokecolor="black [3200]" strokeweight="1pt">
                 <v:stroke joinstyle="miter"/>
               </v:line>
             </w:pict>
@@ -1815,7 +1821,31 @@
           <w:sz w:val="36"/>
           <w:szCs w:val="36"/>
         </w:rPr>
-        <w:t xml:space="preserve">                     a pencil </w:t>
+        <w:t xml:space="preserve">                     </w:t>
+      </w:r>
+      <w:r>
+        <w:rPr>
+          <w:rFonts w:ascii="Times New Roman" w:hAnsi="Times New Roman" w:cs="Times New Roman"/>
+          <w:sz w:val="36"/>
+          <w:szCs w:val="36"/>
+        </w:rPr>
+        <w:t>A</w:t>
+      </w:r>
+      <w:r>
+        <w:rPr>
+          <w:rFonts w:ascii="Times New Roman" w:hAnsi="Times New Roman" w:cs="Times New Roman"/>
+          <w:sz w:val="36"/>
+          <w:szCs w:val="36"/>
+        </w:rPr>
+        <w:t xml:space="preserve"> pencil </w:t>
+      </w:r>
+      <w:r>
+        <w:rPr>
+          <w:rFonts w:ascii="Times New Roman" w:hAnsi="Times New Roman" w:cs="Times New Roman"/>
+          <w:sz w:val="36"/>
+          <w:szCs w:val="36"/>
+        </w:rPr>
+        <w:t>is</w:t>
       </w:r>
       <w:r>
         <w:rPr>
@@ -2063,13 +2093,13 @@
         <mc:AlternateContent>
           <mc:Choice Requires="wps">
             <w:drawing>
-              <wp:anchor distT="0" distB="0" distL="114300" distR="114300" simplePos="0" relativeHeight="251695104" behindDoc="0" locked="0" layoutInCell="1" allowOverlap="1" wp14:anchorId="08FBA7A0" wp14:editId="207D9201">
+              <wp:anchor distT="0" distB="0" distL="114300" distR="114300" simplePos="0" relativeHeight="251695104" behindDoc="0" locked="0" layoutInCell="1" allowOverlap="1" wp14:anchorId="08FBA7A0" wp14:editId="0F06AFD6">
                 <wp:simplePos x="0" y="0"/>
                 <wp:positionH relativeFrom="column">
-                  <wp:posOffset>1932305</wp:posOffset>
+                  <wp:posOffset>2265680</wp:posOffset>
                 </wp:positionH>
                 <wp:positionV relativeFrom="paragraph">
-                  <wp:posOffset>245757</wp:posOffset>
+                  <wp:posOffset>306070</wp:posOffset>
                 </wp:positionV>
                 <wp:extent cx="685800" cy="3629"/>
                 <wp:effectExtent l="0" t="0" r="19050" b="34925"/>
@@ -2118,7 +2148,7 @@
           </mc:Choice>
           <mc:Fallback>
             <w:pict>
-              <v:line w14:anchorId="6DE41D3F" id="Straight Connector 26" o:spid="_x0000_s1026" style="position:absolute;z-index:251695104;visibility:visible;mso-wrap-style:square;mso-width-percent:0;mso-height-percent:0;mso-wrap-distance-left:9pt;mso-wrap-distance-top:0;mso-wrap-distance-right:9pt;mso-wrap-distance-bottom:0;mso-position-horizontal:absolute;mso-position-horizontal-relative:text;mso-position-vertical:absolute;mso-position-vertical-relative:text;mso-width-percent:0;mso-height-percent:0;mso-width-relative:margin;mso-height-relative:margin" from="152.15pt,19.35pt" to="206.15pt,19.65pt" o:gfxdata="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" strokecolor="black [3200]" strokeweight="1pt">
+              <v:line w14:anchorId="093E69B9" id="Straight Connector 26" o:spid="_x0000_s1026" style="position:absolute;z-index:251695104;visibility:visible;mso-wrap-style:square;mso-width-percent:0;mso-height-percent:0;mso-wrap-distance-left:9pt;mso-wrap-distance-top:0;mso-wrap-distance-right:9pt;mso-wrap-distance-bottom:0;mso-position-horizontal:absolute;mso-position-horizontal-relative:text;mso-position-vertical:absolute;mso-position-vertical-relative:text;mso-width-percent:0;mso-height-percent:0;mso-width-relative:margin;mso-height-relative:margin" from="178.4pt,24.1pt" to="232.4pt,24.4pt" o:gfxdata="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" strokecolor="black [3200]" strokeweight="1pt">
                 <v:stroke joinstyle="miter"/>
               </v:line>
             </w:pict>
@@ -2139,7 +2169,39 @@
           <w:sz w:val="36"/>
           <w:szCs w:val="36"/>
         </w:rPr>
-        <w:t xml:space="preserve">                    a pin                     a book.</w:t>
+        <w:t xml:space="preserve">                    </w:t>
+      </w:r>
+      <w:r>
+        <w:rPr>
+          <w:rFonts w:ascii="Times New Roman" w:hAnsi="Times New Roman" w:cs="Times New Roman"/>
+          <w:sz w:val="36"/>
+          <w:szCs w:val="36"/>
+        </w:rPr>
+        <w:t>A</w:t>
+      </w:r>
+      <w:r>
+        <w:rPr>
+          <w:rFonts w:ascii="Times New Roman" w:hAnsi="Times New Roman" w:cs="Times New Roman"/>
+          <w:sz w:val="36"/>
+          <w:szCs w:val="36"/>
+        </w:rPr>
+        <w:t xml:space="preserve"> pin</w:t>
+      </w:r>
+      <w:r>
+        <w:rPr>
+          <w:rFonts w:ascii="Times New Roman" w:hAnsi="Times New Roman" w:cs="Times New Roman"/>
+          <w:sz w:val="36"/>
+          <w:szCs w:val="36"/>
+        </w:rPr>
+        <w:t xml:space="preserve"> is</w:t>
+      </w:r>
+      <w:r>
+        <w:rPr>
+          <w:rFonts w:ascii="Times New Roman" w:hAnsi="Times New Roman" w:cs="Times New Roman"/>
+          <w:sz w:val="36"/>
+          <w:szCs w:val="36"/>
+        </w:rPr>
+        <w:t xml:space="preserve">                     a book.</w:t>
       </w:r>
     </w:p>
     <w:p>
@@ -2161,7 +2223,7 @@
         <mc:AlternateContent>
           <mc:Choice Requires="wps">
             <w:drawing>
-              <wp:anchor distT="0" distB="0" distL="114300" distR="114300" simplePos="0" relativeHeight="251697152" behindDoc="0" locked="0" layoutInCell="1" allowOverlap="1" wp14:anchorId="5D055B16" wp14:editId="7F8FB655">
+              <wp:anchor distT="0" distB="0" distL="114300" distR="114300" simplePos="0" relativeHeight="251697152" behindDoc="0" locked="0" layoutInCell="1" allowOverlap="1" wp14:anchorId="5D055B16" wp14:editId="14E126BB">
                 <wp:simplePos x="0" y="0"/>
                 <wp:positionH relativeFrom="column">
                   <wp:posOffset>270567</wp:posOffset>
@@ -2266,7 +2328,80 @@
         <mc:AlternateContent>
           <mc:Choice Requires="wps">
             <w:drawing>
-              <wp:anchor distT="0" distB="0" distL="114300" distR="114300" simplePos="0" relativeHeight="251699200" behindDoc="0" locked="0" layoutInCell="1" allowOverlap="1" wp14:anchorId="39AEECBF" wp14:editId="5BF79B48">
+              <wp:anchor distT="0" distB="0" distL="114300" distR="114300" simplePos="0" relativeHeight="251701248" behindDoc="0" locked="0" layoutInCell="1" allowOverlap="1" wp14:anchorId="2464DB99" wp14:editId="7439FBB1">
+                <wp:simplePos x="0" y="0"/>
+                <wp:positionH relativeFrom="column">
+                  <wp:posOffset>2202180</wp:posOffset>
+                </wp:positionH>
+                <wp:positionV relativeFrom="paragraph">
+                  <wp:posOffset>323215</wp:posOffset>
+                </wp:positionV>
+                <wp:extent cx="685800" cy="3629"/>
+                <wp:effectExtent l="0" t="0" r="19050" b="34925"/>
+                <wp:wrapNone/>
+                <wp:docPr id="29" name="Straight Connector 29"/>
+                <wp:cNvGraphicFramePr/>
+                <a:graphic xmlns:a="http://schemas.openxmlformats.org/drawingml/2006/main">
+                  <a:graphicData uri="http://schemas.microsoft.com/office/word/2010/wordprocessingShape">
+                    <wps:wsp>
+                      <wps:cNvCnPr/>
+                      <wps:spPr>
+                        <a:xfrm>
+                          <a:off x="0" y="0"/>
+                          <a:ext cx="685800" cy="3629"/>
+                        </a:xfrm>
+                        <a:prstGeom prst="line">
+                          <a:avLst/>
+                        </a:prstGeom>
+                      </wps:spPr>
+                      <wps:style>
+                        <a:lnRef idx="2">
+                          <a:schemeClr val="dk1"/>
+                        </a:lnRef>
+                        <a:fillRef idx="0">
+                          <a:schemeClr val="dk1"/>
+                        </a:fillRef>
+                        <a:effectRef idx="1">
+                          <a:schemeClr val="dk1"/>
+                        </a:effectRef>
+                        <a:fontRef idx="minor">
+                          <a:schemeClr val="tx1"/>
+                        </a:fontRef>
+                      </wps:style>
+                      <wps:bodyPr/>
+                    </wps:wsp>
+                  </a:graphicData>
+                </a:graphic>
+                <wp14:sizeRelH relativeFrom="margin">
+                  <wp14:pctWidth>0</wp14:pctWidth>
+                </wp14:sizeRelH>
+                <wp14:sizeRelV relativeFrom="margin">
+                  <wp14:pctHeight>0</wp14:pctHeight>
+                </wp14:sizeRelV>
+              </wp:anchor>
+            </w:drawing>
+          </mc:Choice>
+          <mc:Fallback>
+            <w:pict>
+              <v:line w14:anchorId="2E023851" id="Straight Connector 29" o:spid="_x0000_s1026" style="position:absolute;z-index:251701248;visibility:visible;mso-wrap-style:square;mso-width-percent:0;mso-height-percent:0;mso-wrap-distance-left:9pt;mso-wrap-distance-top:0;mso-wrap-distance-right:9pt;mso-wrap-distance-bottom:0;mso-position-horizontal:absolute;mso-position-horizontal-relative:text;mso-position-vertical:absolute;mso-position-vertical-relative:text;mso-width-percent:0;mso-height-percent:0;mso-width-relative:margin;mso-height-relative:margin" from="173.4pt,25.45pt" to="227.4pt,25.75pt" o:gfxdata="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" strokecolor="black [3200]" strokeweight="1pt">
+                <v:stroke joinstyle="miter"/>
+              </v:line>
+            </w:pict>
+          </mc:Fallback>
+        </mc:AlternateContent>
+      </w:r>
+      <w:r>
+        <w:rPr>
+          <w:rFonts w:ascii="Times New Roman" w:hAnsi="Times New Roman" w:cs="Times New Roman"/>
+          <w:noProof/>
+          <w:sz w:val="36"/>
+          <w:szCs w:val="36"/>
+          <w:lang w:val="en-US" w:bidi="ne-NP"/>
+        </w:rPr>
+        <mc:AlternateContent>
+          <mc:Choice Requires="wps">
+            <w:drawing>
+              <wp:anchor distT="0" distB="0" distL="114300" distR="114300" simplePos="0" relativeHeight="251699200" behindDoc="0" locked="0" layoutInCell="1" allowOverlap="1" wp14:anchorId="39AEECBF" wp14:editId="7C7897AA">
                 <wp:simplePos x="0" y="0"/>
                 <wp:positionH relativeFrom="margin">
                   <wp:posOffset>310648</wp:posOffset>
@@ -2344,7 +2479,7 @@
           </mc:Choice>
           <mc:Fallback>
             <w:pict>
-              <v:rect w14:anchorId="48D01338" id="Rectangle 28" o:spid="_x0000_s1026" style="position:absolute;margin-left:24.45pt;margin-top:10.8pt;width:17.45pt;height:15.45pt;z-index:251699200;visibility:visible;mso-wrap-style:square;mso-width-percent:0;mso-height-percent:0;mso-wrap-distance-left:9pt;mso-wrap-distance-top:0;mso-wrap-distance-right:9pt;mso-wrap-distance-bottom:0;mso-position-horizontal:absolute;mso-position-horizontal-relative:margin;mso-position-vertical:absolute;mso-position-vertical-relative:text;mso-width-percent:0;mso-height-percent:0;mso-width-relative:margin;mso-height-relative:margin;v-text-anchor:middle" o:gfxdata="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" stroked="f" strokeweight="1pt">
+              <v:rect w14:anchorId="5B1E8C8E" id="Rectangle 28" o:spid="_x0000_s1026" style="position:absolute;margin-left:24.45pt;margin-top:10.8pt;width:17.45pt;height:15.45pt;z-index:251699200;visibility:visible;mso-wrap-style:square;mso-width-percent:0;mso-height-percent:0;mso-wrap-distance-left:9pt;mso-wrap-distance-top:0;mso-wrap-distance-right:9pt;mso-wrap-distance-bottom:0;mso-position-horizontal:absolute;mso-position-horizontal-relative:margin;mso-position-vertical:absolute;mso-position-vertical-relative:text;mso-width-percent:0;mso-height-percent:0;mso-width-relative:margin;mso-height-relative:margin;v-text-anchor:middle" o:gfxdata="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" stroked="f" strokeweight="1pt">
                 <v:fill r:id="rId18" o:title="" recolor="t" rotate="t" type="frame"/>
                 <w10:wrap anchorx="margin"/>
               </v:rect>
@@ -2360,79 +2495,6 @@
           <w:szCs w:val="36"/>
           <w:lang w:val="en-US" w:bidi="ne-NP"/>
         </w:rPr>
-        <mc:AlternateContent>
-          <mc:Choice Requires="wps">
-            <w:drawing>
-              <wp:anchor distT="0" distB="0" distL="114300" distR="114300" simplePos="0" relativeHeight="251701248" behindDoc="0" locked="0" layoutInCell="1" allowOverlap="1" wp14:anchorId="2464DB99" wp14:editId="20CA74B9">
-                <wp:simplePos x="0" y="0"/>
-                <wp:positionH relativeFrom="column">
-                  <wp:posOffset>1983728</wp:posOffset>
-                </wp:positionH>
-                <wp:positionV relativeFrom="paragraph">
-                  <wp:posOffset>331099</wp:posOffset>
-                </wp:positionV>
-                <wp:extent cx="685800" cy="3629"/>
-                <wp:effectExtent l="0" t="0" r="19050" b="34925"/>
-                <wp:wrapNone/>
-                <wp:docPr id="29" name="Straight Connector 29"/>
-                <wp:cNvGraphicFramePr/>
-                <a:graphic xmlns:a="http://schemas.openxmlformats.org/drawingml/2006/main">
-                  <a:graphicData uri="http://schemas.microsoft.com/office/word/2010/wordprocessingShape">
-                    <wps:wsp>
-                      <wps:cNvCnPr/>
-                      <wps:spPr>
-                        <a:xfrm>
-                          <a:off x="0" y="0"/>
-                          <a:ext cx="685800" cy="3629"/>
-                        </a:xfrm>
-                        <a:prstGeom prst="line">
-                          <a:avLst/>
-                        </a:prstGeom>
-                      </wps:spPr>
-                      <wps:style>
-                        <a:lnRef idx="2">
-                          <a:schemeClr val="dk1"/>
-                        </a:lnRef>
-                        <a:fillRef idx="0">
-                          <a:schemeClr val="dk1"/>
-                        </a:fillRef>
-                        <a:effectRef idx="1">
-                          <a:schemeClr val="dk1"/>
-                        </a:effectRef>
-                        <a:fontRef idx="minor">
-                          <a:schemeClr val="tx1"/>
-                        </a:fontRef>
-                      </wps:style>
-                      <wps:bodyPr/>
-                    </wps:wsp>
-                  </a:graphicData>
-                </a:graphic>
-                <wp14:sizeRelH relativeFrom="margin">
-                  <wp14:pctWidth>0</wp14:pctWidth>
-                </wp14:sizeRelH>
-                <wp14:sizeRelV relativeFrom="margin">
-                  <wp14:pctHeight>0</wp14:pctHeight>
-                </wp14:sizeRelV>
-              </wp:anchor>
-            </w:drawing>
-          </mc:Choice>
-          <mc:Fallback>
-            <w:pict>
-              <v:line w14:anchorId="5C064505" id="Straight Connector 29" o:spid="_x0000_s1026" style="position:absolute;z-index:251701248;visibility:visible;mso-wrap-style:square;mso-width-percent:0;mso-height-percent:0;mso-wrap-distance-left:9pt;mso-wrap-distance-top:0;mso-wrap-distance-right:9pt;mso-wrap-distance-bottom:0;mso-position-horizontal:absolute;mso-position-horizontal-relative:text;mso-position-vertical:absolute;mso-position-vertical-relative:text;mso-width-percent:0;mso-height-percent:0;mso-width-relative:margin;mso-height-relative:margin" from="156.2pt,26.05pt" to="210.2pt,26.35pt" o:gfxdata="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" strokecolor="black [3200]" strokeweight="1pt">
-                <v:stroke joinstyle="miter"/>
-              </v:line>
-            </w:pict>
-          </mc:Fallback>
-        </mc:AlternateContent>
-      </w:r>
-      <w:r>
-        <w:rPr>
-          <w:rFonts w:ascii="Times New Roman" w:hAnsi="Times New Roman" w:cs="Times New Roman"/>
-          <w:noProof/>
-          <w:sz w:val="36"/>
-          <w:szCs w:val="36"/>
-          <w:lang w:val="en-US" w:bidi="ne-NP"/>
-        </w:rPr>
         <w:t xml:space="preserve"> </w:t>
       </w:r>
       <w:r>
@@ -2441,7 +2503,39 @@
           <w:sz w:val="36"/>
           <w:szCs w:val="36"/>
         </w:rPr>
-        <w:t>c.                   a rat                     a tree.</w:t>
+        <w:t xml:space="preserve">c.                   </w:t>
+      </w:r>
+      <w:r>
+        <w:rPr>
+          <w:rFonts w:ascii="Times New Roman" w:hAnsi="Times New Roman" w:cs="Times New Roman"/>
+          <w:sz w:val="36"/>
+          <w:szCs w:val="36"/>
+        </w:rPr>
+        <w:t>A</w:t>
+      </w:r>
+      <w:r>
+        <w:rPr>
+          <w:rFonts w:ascii="Times New Roman" w:hAnsi="Times New Roman" w:cs="Times New Roman"/>
+          <w:sz w:val="36"/>
+          <w:szCs w:val="36"/>
+        </w:rPr>
+        <w:t xml:space="preserve"> rat </w:t>
+      </w:r>
+      <w:r>
+        <w:rPr>
+          <w:rFonts w:ascii="Times New Roman" w:hAnsi="Times New Roman" w:cs="Times New Roman"/>
+          <w:sz w:val="36"/>
+          <w:szCs w:val="36"/>
+        </w:rPr>
+        <w:t>is</w:t>
+      </w:r>
+      <w:r>
+        <w:rPr>
+          <w:rFonts w:ascii="Times New Roman" w:hAnsi="Times New Roman" w:cs="Times New Roman"/>
+          <w:sz w:val="36"/>
+          <w:szCs w:val="36"/>
+        </w:rPr>
+        <w:t xml:space="preserve">                    a tree.</w:t>
       </w:r>
     </w:p>
     <w:p>
@@ -2664,13 +2758,13 @@
         <mc:AlternateContent>
           <mc:Choice Requires="wps">
             <w:drawing>
-              <wp:anchor distT="0" distB="0" distL="114300" distR="114300" simplePos="0" relativeHeight="251707392" behindDoc="0" locked="0" layoutInCell="1" allowOverlap="1" wp14:anchorId="2ABDFF52" wp14:editId="5180B346">
+              <wp:anchor distT="0" distB="0" distL="114300" distR="114300" simplePos="0" relativeHeight="251707392" behindDoc="0" locked="0" layoutInCell="1" allowOverlap="1" wp14:anchorId="2ABDFF52" wp14:editId="2550A6A2">
                 <wp:simplePos x="0" y="0"/>
                 <wp:positionH relativeFrom="column">
-                  <wp:posOffset>1961551</wp:posOffset>
+                  <wp:posOffset>2147570</wp:posOffset>
                 </wp:positionH>
                 <wp:positionV relativeFrom="paragraph">
-                  <wp:posOffset>269624</wp:posOffset>
+                  <wp:posOffset>259715</wp:posOffset>
                 </wp:positionV>
                 <wp:extent cx="685800" cy="3629"/>
                 <wp:effectExtent l="0" t="0" r="19050" b="34925"/>
@@ -2719,7 +2813,7 @@
           </mc:Choice>
           <mc:Fallback>
             <w:pict>
-              <v:line w14:anchorId="2947D01A" id="Straight Connector 32" o:spid="_x0000_s1026" style="position:absolute;z-index:251707392;visibility:visible;mso-wrap-style:square;mso-width-percent:0;mso-height-percent:0;mso-wrap-distance-left:9pt;mso-wrap-distance-top:0;mso-wrap-distance-right:9pt;mso-wrap-distance-bottom:0;mso-position-horizontal:absolute;mso-position-horizontal-relative:text;mso-position-vertical:absolute;mso-position-vertical-relative:text;mso-width-percent:0;mso-height-percent:0;mso-width-relative:margin;mso-height-relative:margin" from="154.45pt,21.25pt" to="208.45pt,21.55pt" o:gfxdata="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" strokecolor="black [3200]" strokeweight="1pt">
+              <v:line w14:anchorId="25C3031D" id="Straight Connector 32" o:spid="_x0000_s1026" style="position:absolute;z-index:251707392;visibility:visible;mso-wrap-style:square;mso-width-percent:0;mso-height-percent:0;mso-wrap-distance-left:9pt;mso-wrap-distance-top:0;mso-wrap-distance-right:9pt;mso-wrap-distance-bottom:0;mso-position-horizontal:absolute;mso-position-horizontal-relative:text;mso-position-vertical:absolute;mso-position-vertical-relative:text;mso-width-percent:0;mso-height-percent:0;mso-width-relative:margin;mso-height-relative:margin" from="169.1pt,20.45pt" to="223.1pt,20.75pt" o:gfxdata="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" strokecolor="black [3200]" strokeweight="1pt">
                 <v:stroke joinstyle="miter"/>
               </v:line>
             </w:pict>
@@ -2732,7 +2826,39 @@
           <w:sz w:val="36"/>
           <w:szCs w:val="36"/>
         </w:rPr>
-        <w:t>d.                   a ball                    a table.</w:t>
+        <w:t xml:space="preserve">d.                   </w:t>
+      </w:r>
+      <w:r>
+        <w:rPr>
+          <w:rFonts w:ascii="Times New Roman" w:hAnsi="Times New Roman" w:cs="Times New Roman"/>
+          <w:sz w:val="36"/>
+          <w:szCs w:val="36"/>
+        </w:rPr>
+        <w:t>A</w:t>
+      </w:r>
+      <w:r>
+        <w:rPr>
+          <w:rFonts w:ascii="Times New Roman" w:hAnsi="Times New Roman" w:cs="Times New Roman"/>
+          <w:sz w:val="36"/>
+          <w:szCs w:val="36"/>
+        </w:rPr>
+        <w:t xml:space="preserve"> ball </w:t>
+      </w:r>
+      <w:r>
+        <w:rPr>
+          <w:rFonts w:ascii="Times New Roman" w:hAnsi="Times New Roman" w:cs="Times New Roman"/>
+          <w:sz w:val="36"/>
+          <w:szCs w:val="36"/>
+        </w:rPr>
+        <w:t>is</w:t>
+      </w:r>
+      <w:r>
+        <w:rPr>
+          <w:rFonts w:ascii="Times New Roman" w:hAnsi="Times New Roman" w:cs="Times New Roman"/>
+          <w:sz w:val="36"/>
+          <w:szCs w:val="36"/>
+        </w:rPr>
+        <w:t xml:space="preserve">                   a table.</w:t>
       </w:r>
     </w:p>
     <w:p>
@@ -2860,7 +2986,27 @@
           <w:sz w:val="36"/>
           <w:szCs w:val="36"/>
         </w:rPr>
-        <w:t>3. Answer the following question.</w:t>
+        <w:t>3. Answer the following question</w:t>
+      </w:r>
+      <w:r>
+        <w:rPr>
+          <w:rFonts w:ascii="Times New Roman" w:hAnsi="Times New Roman" w:cs="Times New Roman"/>
+          <w:b/>
+          <w:bCs/>
+          <w:sz w:val="36"/>
+          <w:szCs w:val="36"/>
+        </w:rPr>
+        <w:t>s</w:t>
+      </w:r>
+      <w:r>
+        <w:rPr>
+          <w:rFonts w:ascii="Times New Roman" w:hAnsi="Times New Roman" w:cs="Times New Roman"/>
+          <w:b/>
+          <w:bCs/>
+          <w:sz w:val="36"/>
+          <w:szCs w:val="36"/>
+        </w:rPr>
+        <w:t>.</w:t>
       </w:r>
       <w:r>
         <w:rPr>
@@ -3082,16 +3228,16 @@
         <mc:AlternateContent>
           <mc:Choice Requires="wps">
             <w:drawing>
-              <wp:anchor distT="0" distB="0" distL="114300" distR="114300" simplePos="0" relativeHeight="251713536" behindDoc="0" locked="0" layoutInCell="1" allowOverlap="1" wp14:anchorId="294DF5B9" wp14:editId="50A760A3">
+              <wp:anchor distT="0" distB="0" distL="114300" distR="114300" simplePos="0" relativeHeight="251713536" behindDoc="0" locked="0" layoutInCell="1" allowOverlap="1" wp14:anchorId="294DF5B9" wp14:editId="7C30F5B6">
                 <wp:simplePos x="0" y="0"/>
                 <wp:positionH relativeFrom="column">
-                  <wp:posOffset>259250</wp:posOffset>
+                  <wp:posOffset>257175</wp:posOffset>
                 </wp:positionH>
                 <wp:positionV relativeFrom="paragraph">
-                  <wp:posOffset>-54146</wp:posOffset>
+                  <wp:posOffset>-57150</wp:posOffset>
                 </wp:positionV>
-                <wp:extent cx="307074" cy="361599"/>
-                <wp:effectExtent l="0" t="0" r="0" b="635"/>
+                <wp:extent cx="409575" cy="409575"/>
+                <wp:effectExtent l="0" t="0" r="9525" b="9525"/>
                 <wp:wrapNone/>
                 <wp:docPr id="35" name="Rectangle 35"/>
                 <wp:cNvGraphicFramePr/>
@@ -3102,7 +3248,7 @@
                       <wps:spPr>
                         <a:xfrm>
                           <a:off x="0" y="0"/>
-                          <a:ext cx="307074" cy="361599"/>
+                          <a:ext cx="409575" cy="409575"/>
                         </a:xfrm>
                         <a:prstGeom prst="rect">
                           <a:avLst/>
@@ -3160,7 +3306,7 @@
           </mc:Choice>
           <mc:Fallback>
             <w:pict>
-              <v:rect w14:anchorId="69CAEF01" id="Rectangle 35" o:spid="_x0000_s1026" style="position:absolute;margin-left:20.4pt;margin-top:-4.25pt;width:24.2pt;height:28.45pt;z-index:251713536;visibility:visible;mso-wrap-style:square;mso-width-percent:0;mso-height-percent:0;mso-wrap-distance-left:9pt;mso-wrap-distance-top:0;mso-wrap-distance-right:9pt;mso-wrap-distance-bottom:0;mso-position-horizontal:absolute;mso-position-horizontal-relative:text;mso-position-vertical:absolute;mso-position-vertical-relative:text;mso-width-percent:0;mso-height-percent:0;mso-width-relative:margin;mso-height-relative:margin;v-text-anchor:middle" o:gfxdata="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" stroked="f" strokeweight="1pt">
+              <v:rect w14:anchorId="7E9578DC" id="Rectangle 35" o:spid="_x0000_s1026" style="position:absolute;margin-left:20.25pt;margin-top:-4.5pt;width:32.25pt;height:32.25pt;z-index:251713536;visibility:visible;mso-wrap-style:square;mso-width-percent:0;mso-height-percent:0;mso-wrap-distance-left:9pt;mso-wrap-distance-top:0;mso-wrap-distance-right:9pt;mso-wrap-distance-bottom:0;mso-position-horizontal:absolute;mso-position-horizontal-relative:text;mso-position-vertical:absolute;mso-position-vertical-relative:text;mso-width-percent:0;mso-height-percent:0;mso-width-relative:margin;mso-height-relative:margin;v-text-anchor:middle" o:gfxdata="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" stroked="f" strokeweight="1pt">
                 <v:fill r:id="rId25" o:title="" recolor="t" rotate="t" type="frame"/>
               </v:rect>
             </w:pict>
@@ -3196,16 +3342,16 @@
         <mc:AlternateContent>
           <mc:Choice Requires="wps">
             <w:drawing>
-              <wp:anchor distT="0" distB="0" distL="114300" distR="114300" simplePos="0" relativeHeight="251717632" behindDoc="0" locked="0" layoutInCell="1" allowOverlap="1" wp14:anchorId="133AF789" wp14:editId="14AC19CC">
+              <wp:anchor distT="0" distB="0" distL="114300" distR="114300" simplePos="0" relativeHeight="251717632" behindDoc="0" locked="0" layoutInCell="1" allowOverlap="1" wp14:anchorId="133AF789" wp14:editId="648BCD7E">
                 <wp:simplePos x="0" y="0"/>
                 <wp:positionH relativeFrom="column">
-                  <wp:posOffset>1562877</wp:posOffset>
+                  <wp:posOffset>3870960</wp:posOffset>
                 </wp:positionH>
                 <wp:positionV relativeFrom="paragraph">
-                  <wp:posOffset>330835</wp:posOffset>
+                  <wp:posOffset>376555</wp:posOffset>
                 </wp:positionV>
-                <wp:extent cx="484496" cy="323035"/>
-                <wp:effectExtent l="0" t="0" r="0" b="1270"/>
+                <wp:extent cx="627380" cy="323035"/>
+                <wp:effectExtent l="0" t="0" r="1270" b="1270"/>
                 <wp:wrapNone/>
                 <wp:docPr id="37" name="Rectangle 37"/>
                 <wp:cNvGraphicFramePr/>
@@ -3216,7 +3362,7 @@
                       <wps:spPr>
                         <a:xfrm>
                           <a:off x="0" y="0"/>
-                          <a:ext cx="484496" cy="323035"/>
+                          <a:ext cx="627380" cy="323035"/>
                         </a:xfrm>
                         <a:prstGeom prst="rect">
                           <a:avLst/>
@@ -3274,7 +3420,7 @@
           </mc:Choice>
           <mc:Fallback>
             <w:pict>
-              <v:rect w14:anchorId="135588DA" id="Rectangle 37" o:spid="_x0000_s1026" style="position:absolute;margin-left:123.05pt;margin-top:26.05pt;width:38.15pt;height:25.45pt;z-index:251717632;visibility:visible;mso-wrap-style:square;mso-width-percent:0;mso-height-percent:0;mso-wrap-distance-left:9pt;mso-wrap-distance-top:0;mso-wrap-distance-right:9pt;mso-wrap-distance-bottom:0;mso-position-horizontal:absolute;mso-position-horizontal-relative:text;mso-position-vertical:absolute;mso-position-vertical-relative:text;mso-width-percent:0;mso-height-percent:0;mso-width-relative:margin;mso-height-relative:margin;v-text-anchor:middle" o:gfxdata="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" stroked="f" strokeweight="1pt">
+              <v:rect w14:anchorId="76B0AAAC" id="Rectangle 37" o:spid="_x0000_s1026" style="position:absolute;margin-left:304.8pt;margin-top:29.65pt;width:49.4pt;height:25.45pt;z-index:251717632;visibility:visible;mso-wrap-style:square;mso-width-percent:0;mso-height-percent:0;mso-wrap-distance-left:9pt;mso-wrap-distance-top:0;mso-wrap-distance-right:9pt;mso-wrap-distance-bottom:0;mso-position-horizontal:absolute;mso-position-horizontal-relative:text;mso-position-vertical:absolute;mso-position-vertical-relative:text;mso-width-percent:0;mso-height-percent:0;mso-width-relative:margin;mso-height-relative:margin;v-text-anchor:middle" o:gfxdata="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" stroked="f" strokeweight="1pt">
                 <v:fill r:id="rId27" o:title="" recolor="t" rotate="t" type="frame"/>
               </v:rect>
             </w:pict>
@@ -3394,7 +3540,6 @@
         </w:rPr>
         <w:t xml:space="preserve">c. What is </w:t>
       </w:r>
-      <w:proofErr w:type="gramStart"/>
       <w:r>
         <w:rPr>
           <w:rFonts w:ascii="Times New Roman" w:hAnsi="Times New Roman" w:cs="Times New Roman"/>
@@ -3402,9 +3547,8 @@
           <w:szCs w:val="36"/>
           <w:lang w:val="en-US"/>
         </w:rPr>
-        <w:t>this ?</w:t>
-      </w:r>
-      <w:proofErr w:type="gramEnd"/>
+        <w:t>that</w:t>
+      </w:r>
       <w:r>
         <w:rPr>
           <w:rFonts w:ascii="Times New Roman" w:hAnsi="Times New Roman" w:cs="Times New Roman"/>
@@ -3412,7 +3556,7 @@
           <w:szCs w:val="36"/>
           <w:lang w:val="en-US"/>
         </w:rPr>
-        <w:t xml:space="preserve"> </w:t>
+        <w:t xml:space="preserve">? </w:t>
       </w:r>
     </w:p>
     <w:p>
@@ -3434,10 +3578,10 @@
         <mc:AlternateContent>
           <mc:Choice Requires="wps">
             <w:drawing>
-              <wp:anchor distT="0" distB="0" distL="114300" distR="114300" simplePos="0" relativeHeight="251721728" behindDoc="0" locked="0" layoutInCell="1" allowOverlap="1" wp14:anchorId="51A288C3" wp14:editId="6D2E0732">
+              <wp:anchor distT="0" distB="0" distL="114300" distR="114300" simplePos="0" relativeHeight="251721728" behindDoc="0" locked="0" layoutInCell="1" allowOverlap="1" wp14:anchorId="51A288C3" wp14:editId="244436F3">
                 <wp:simplePos x="0" y="0"/>
                 <wp:positionH relativeFrom="column">
-                  <wp:posOffset>1699155</wp:posOffset>
+                  <wp:posOffset>3966845</wp:posOffset>
                 </wp:positionH>
                 <wp:positionV relativeFrom="paragraph">
                   <wp:posOffset>351790</wp:posOffset>
@@ -3512,7 +3656,7 @@
           </mc:Choice>
           <mc:Fallback>
             <w:pict>
-              <v:rect w14:anchorId="054F3E32" id="Rectangle 39" o:spid="_x0000_s1026" style="position:absolute;margin-left:133.8pt;margin-top:27.7pt;width:38.9pt;height:23.3pt;z-index:251721728;visibility:visible;mso-wrap-style:square;mso-width-percent:0;mso-height-percent:0;mso-wrap-distance-left:9pt;mso-wrap-distance-top:0;mso-wrap-distance-right:9pt;mso-wrap-distance-bottom:0;mso-position-horizontal:absolute;mso-position-horizontal-relative:text;mso-position-vertical:absolute;mso-position-vertical-relative:text;mso-width-percent:0;mso-height-percent:0;mso-width-relative:margin;mso-height-relative:margin;v-text-anchor:middle" o:gfxdata="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" stroked="f" strokeweight="1pt">
+              <v:rect w14:anchorId="717A5AFD" id="Rectangle 39" o:spid="_x0000_s1026" style="position:absolute;margin-left:312.35pt;margin-top:27.7pt;width:38.9pt;height:23.3pt;z-index:251721728;visibility:visible;mso-wrap-style:square;mso-width-percent:0;mso-height-percent:0;mso-wrap-distance-left:9pt;mso-wrap-distance-top:0;mso-wrap-distance-right:9pt;mso-wrap-distance-bottom:0;mso-position-horizontal:absolute;mso-position-horizontal-relative:text;mso-position-vertical:absolute;mso-position-vertical-relative:text;mso-width-percent:0;mso-height-percent:0;mso-width-relative:margin;mso-height-relative:margin;v-text-anchor:middle" o:gfxdata="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" stroked="f" strokeweight="1pt">
                 <v:fill r:id="rId29" o:title="" recolor="t" rotate="t" type="frame"/>
               </v:rect>
             </w:pict>
@@ -3647,7 +3791,6 @@
         </w:rPr>
         <w:t xml:space="preserve">What is </w:t>
       </w:r>
-      <w:proofErr w:type="gramStart"/>
       <w:r>
         <w:rPr>
           <w:rFonts w:ascii="Times New Roman" w:hAnsi="Times New Roman" w:cs="Times New Roman"/>
@@ -3655,9 +3798,17 @@
           <w:szCs w:val="36"/>
           <w:lang w:val="en-US"/>
         </w:rPr>
-        <w:t>this ?</w:t>
-      </w:r>
-      <w:proofErr w:type="gramEnd"/>
+        <w:t>that</w:t>
+      </w:r>
+      <w:r>
+        <w:rPr>
+          <w:rFonts w:ascii="Times New Roman" w:hAnsi="Times New Roman" w:cs="Times New Roman"/>
+          <w:sz w:val="36"/>
+          <w:szCs w:val="36"/>
+          <w:lang w:val="en-US"/>
+        </w:rPr>
+        <w:t>?</w:t>
+      </w:r>
     </w:p>
     <w:p>
       <w:pPr>
@@ -3793,7 +3944,7 @@
         <mc:AlternateContent>
           <mc:Choice Requires="wps">
             <w:drawing>
-              <wp:anchor distT="0" distB="0" distL="114300" distR="114300" simplePos="0" relativeHeight="251660288" behindDoc="0" locked="0" layoutInCell="1" allowOverlap="1" wp14:anchorId="36341B6D" wp14:editId="080CF4D9">
+              <wp:anchor distT="0" distB="0" distL="114300" distR="114300" simplePos="0" relativeHeight="251660288" behindDoc="0" locked="0" layoutInCell="1" allowOverlap="1" wp14:anchorId="36341B6D" wp14:editId="2BF6A87D">
                 <wp:simplePos x="0" y="0"/>
                 <wp:positionH relativeFrom="margin">
                   <wp:posOffset>-156671</wp:posOffset>
@@ -3821,6 +3972,18 @@
                         <a:blipFill dpi="0" rotWithShape="1">
                           <a:blip r:embed="rId30" cstate="print">
                             <a:extLst>
+                              <a:ext uri="{BEBA8EAE-BF5A-486C-A8C5-ECC9F3942E4B}">
+                                <a14:imgProps xmlns:a14="http://schemas.microsoft.com/office/drawing/2010/main">
+                                  <a14:imgLayer r:embed="rId31">
+                                    <a14:imgEffect>
+                                      <a14:sharpenSoften amount="50000"/>
+                                    </a14:imgEffect>
+                                    <a14:imgEffect>
+                                      <a14:brightnessContrast bright="40000" contrast="-40000"/>
+                                    </a14:imgEffect>
+                                  </a14:imgLayer>
+                                </a14:imgProps>
+                              </a:ext>
                               <a:ext uri="{28A0092B-C50C-407E-A947-70E740481C1C}">
                                 <a14:useLocalDpi xmlns:a14="http://schemas.microsoft.com/office/drawing/2010/main" val="0"/>
                               </a:ext>
@@ -3869,8 +4032,8 @@
           </mc:Choice>
           <mc:Fallback>
             <w:pict>
-              <v:rect w14:anchorId="49E2E0EA" id="Rectangle 2" o:spid="_x0000_s1026" style="position:absolute;margin-left:-12.35pt;margin-top:18.45pt;width:449.4pt;height:282pt;z-index:251660288;visibility:visible;mso-wrap-style:square;mso-width-percent:0;mso-height-percent:0;mso-wrap-distance-left:9pt;mso-wrap-distance-top:0;mso-wrap-distance-right:9pt;mso-wrap-distance-bottom:0;mso-position-horizontal:absolute;mso-position-horizontal-relative:margin;mso-position-vertical:absolute;mso-position-vertical-relative:text;mso-width-percent:0;mso-height-percent:0;mso-width-relative:margin;mso-height-relative:margin;v-text-anchor:middle" o:gfxdata="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" stroked="f" strokeweight="1pt">
-                <v:fill r:id="rId31" o:title="" recolor="t" rotate="t" type="frame"/>
+              <v:rect w14:anchorId="680B27D2" id="Rectangle 2" o:spid="_x0000_s1026" style="position:absolute;margin-left:-12.35pt;margin-top:18.45pt;width:449.4pt;height:282pt;z-index:251660288;visibility:visible;mso-wrap-style:square;mso-width-percent:0;mso-height-percent:0;mso-wrap-distance-left:9pt;mso-wrap-distance-top:0;mso-wrap-distance-right:9pt;mso-wrap-distance-bottom:0;mso-position-horizontal:absolute;mso-position-horizontal-relative:margin;mso-position-vertical:absolute;mso-position-vertical-relative:text;mso-width-percent:0;mso-height-percent:0;mso-width-relative:margin;mso-height-relative:margin;v-text-anchor:middle" o:gfxdata="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" stroked="f" strokeweight="1pt">
+                <v:fill r:id="rId32" o:title="" recolor="t" rotate="t" type="frame"/>
                 <w10:wrap anchorx="margin"/>
               </v:rect>
             </w:pict>
@@ -4536,7 +4699,7 @@
                           <a:avLst/>
                         </a:prstGeom>
                         <a:blipFill dpi="0" rotWithShape="1">
-                          <a:blip r:embed="rId32" cstate="print">
+                          <a:blip r:embed="rId33" cstate="print">
                             <a:extLst>
                               <a:ext uri="{28A0092B-C50C-407E-A947-70E740481C1C}">
                                 <a14:useLocalDpi xmlns:a14="http://schemas.microsoft.com/office/drawing/2010/main" val="0"/>
@@ -4587,7 +4750,7 @@
           <mc:Fallback>
             <w:pict>
               <v:rect w14:anchorId="22A9879F" id="Rectangle 3" o:spid="_x0000_s1026" style="position:absolute;margin-left:163.35pt;margin-top:.4pt;width:141.3pt;height:128.4pt;z-index:251734016;visibility:visible;mso-wrap-style:square;mso-width-percent:0;mso-height-percent:0;mso-wrap-distance-left:9pt;mso-wrap-distance-top:0;mso-wrap-distance-right:9pt;mso-wrap-distance-bottom:0;mso-position-horizontal:absolute;mso-position-horizontal-relative:margin;mso-position-vertical:absolute;mso-position-vertical-relative:text;mso-width-percent:0;mso-height-percent:0;mso-width-relative:margin;mso-height-relative:margin;v-text-anchor:middle" o:gfxdata="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" stroked="f" strokeweight="1pt">
-                <v:fill r:id="rId33" o:title="" recolor="t" rotate="t" type="frame"/>
+                <v:fill r:id="rId34" o:title="" recolor="t" rotate="t" type="frame"/>
                 <w10:wrap anchorx="margin"/>
               </v:rect>
             </w:pict>
@@ -4631,7 +4794,7 @@
                           <a:avLst/>
                         </a:prstGeom>
                         <a:blipFill dpi="0" rotWithShape="1">
-                          <a:blip r:embed="rId34" cstate="print">
+                          <a:blip r:embed="rId35" cstate="print">
                             <a:extLst>
                               <a:ext uri="{28A0092B-C50C-407E-A947-70E740481C1C}">
                                 <a14:useLocalDpi xmlns:a14="http://schemas.microsoft.com/office/drawing/2010/main" val="0"/>
@@ -4679,7 +4842,7 @@
           <mc:Fallback>
             <w:pict>
               <v:rect w14:anchorId="6D3F4C3A" id="Rectangle 4" o:spid="_x0000_s1026" style="position:absolute;margin-left:355.15pt;margin-top:.4pt;width:148pt;height:128.4pt;z-index:251736064;visibility:visible;mso-wrap-style:square;mso-height-percent:0;mso-wrap-distance-left:9pt;mso-wrap-distance-top:0;mso-wrap-distance-right:9pt;mso-wrap-distance-bottom:0;mso-position-horizontal:absolute;mso-position-horizontal-relative:margin;mso-position-vertical:absolute;mso-position-vertical-relative:text;mso-height-percent:0;mso-height-relative:margin;v-text-anchor:middle" o:gfxdata="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" stroked="f" strokeweight="1pt">
-                <v:fill r:id="rId35" o:title="" recolor="t" rotate="t" type="frame"/>
+                <v:fill r:id="rId36" o:title="" recolor="t" rotate="t" type="frame"/>
                 <w10:wrap anchorx="margin"/>
               </v:rect>
             </w:pict>
@@ -4697,7 +4860,7 @@
         <mc:AlternateContent>
           <mc:Choice Requires="wps">
             <w:drawing>
-              <wp:anchor distT="0" distB="0" distL="114300" distR="114300" simplePos="0" relativeHeight="251731968" behindDoc="0" locked="0" layoutInCell="1" allowOverlap="1" wp14:anchorId="7F6CB54F" wp14:editId="24C25CFC">
+              <wp:anchor distT="0" distB="0" distL="114300" distR="114300" simplePos="0" relativeHeight="251731968" behindDoc="0" locked="0" layoutInCell="1" allowOverlap="1" wp14:anchorId="7F6CB54F" wp14:editId="7E6A9050">
                 <wp:simplePos x="0" y="0"/>
                 <wp:positionH relativeFrom="margin">
                   <wp:align>left</wp:align>
@@ -4723,8 +4886,20 @@
                           <a:avLst/>
                         </a:prstGeom>
                         <a:blipFill dpi="0" rotWithShape="1">
-                          <a:blip r:embed="rId36" cstate="print">
+                          <a:blip r:embed="rId37" cstate="print">
                             <a:extLst>
+                              <a:ext uri="{BEBA8EAE-BF5A-486C-A8C5-ECC9F3942E4B}">
+                                <a14:imgProps xmlns:a14="http://schemas.microsoft.com/office/drawing/2010/main">
+                                  <a14:imgLayer r:embed="rId38">
+                                    <a14:imgEffect>
+                                      <a14:sharpenSoften amount="50000"/>
+                                    </a14:imgEffect>
+                                    <a14:imgEffect>
+                                      <a14:brightnessContrast bright="40000" contrast="-40000"/>
+                                    </a14:imgEffect>
+                                  </a14:imgLayer>
+                                </a14:imgProps>
+                              </a:ext>
                               <a:ext uri="{28A0092B-C50C-407E-A947-70E740481C1C}">
                                 <a14:useLocalDpi xmlns:a14="http://schemas.microsoft.com/office/drawing/2010/main" val="0"/>
                               </a:ext>
@@ -4773,8 +4948,8 @@
           </mc:Choice>
           <mc:Fallback>
             <w:pict>
-              <v:rect w14:anchorId="326275AE" id="Rectangle 1" o:spid="_x0000_s1026" style="position:absolute;margin-left:0;margin-top:9.75pt;width:149.95pt;height:119.3pt;z-index:251731968;visibility:visible;mso-wrap-style:square;mso-width-percent:0;mso-height-percent:0;mso-wrap-distance-left:9pt;mso-wrap-distance-top:0;mso-wrap-distance-right:9pt;mso-wrap-distance-bottom:0;mso-position-horizontal:left;mso-position-horizontal-relative:margin;mso-position-vertical:absolute;mso-position-vertical-relative:text;mso-width-percent:0;mso-height-percent:0;mso-width-relative:margin;mso-height-relative:margin;v-text-anchor:middle" o:gfxdata="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" stroked="f" strokeweight="1pt">
-                <v:fill r:id="rId37" o:title="" recolor="t" rotate="t" type="frame"/>
+              <v:rect w14:anchorId="6E53EC12" id="Rectangle 1" o:spid="_x0000_s1026" style="position:absolute;margin-left:0;margin-top:9.75pt;width:149.95pt;height:119.3pt;z-index:251731968;visibility:visible;mso-wrap-style:square;mso-width-percent:0;mso-height-percent:0;mso-wrap-distance-left:9pt;mso-wrap-distance-top:0;mso-wrap-distance-right:9pt;mso-wrap-distance-bottom:0;mso-position-horizontal:left;mso-position-horizontal-relative:margin;mso-position-vertical:absolute;mso-position-vertical-relative:text;mso-width-percent:0;mso-height-percent:0;mso-width-relative:margin;mso-height-relative:margin;v-text-anchor:middle" o:gfxdata="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" stroked="f" strokeweight="1pt">
+                <v:fill r:id="rId39" o:title="" recolor="t" rotate="t" type="frame"/>
                 <w10:wrap anchorx="margin"/>
               </v:rect>
             </w:pict>
@@ -5272,7 +5447,7 @@
                           <a:avLst/>
                         </a:prstGeom>
                         <a:blipFill dpi="0" rotWithShape="1">
-                          <a:blip r:embed="rId38" cstate="print">
+                          <a:blip r:embed="rId40" cstate="print">
                             <a:extLst>
                               <a:ext uri="{28A0092B-C50C-407E-A947-70E740481C1C}">
                                 <a14:useLocalDpi xmlns:a14="http://schemas.microsoft.com/office/drawing/2010/main" val="0"/>
@@ -5320,7 +5495,7 @@
           <mc:Fallback>
             <w:pict>
               <v:rect w14:anchorId="2E103307" id="Rectangle 6" o:spid="_x0000_s1026" style="position:absolute;margin-left:-22.25pt;margin-top:-19.1pt;width:148pt;height:111.75pt;z-index:251738112;visibility:visible;mso-wrap-style:square;mso-height-percent:0;mso-wrap-distance-left:9pt;mso-wrap-distance-top:0;mso-wrap-distance-right:9pt;mso-wrap-distance-bottom:0;mso-position-horizontal:absolute;mso-position-horizontal-relative:margin;mso-position-vertical:absolute;mso-position-vertical-relative:text;mso-height-percent:0;mso-height-relative:margin;v-text-anchor:middle" o:gfxdata="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" stroked="f" strokeweight="1pt">
-                <v:fill r:id="rId39" o:title="" recolor="t" rotate="t" type="frame"/>
+                <v:fill r:id="rId41" o:title="" recolor="t" rotate="t" type="frame"/>
                 <w10:wrap anchorx="margin"/>
               </v:rect>
             </w:pict>
@@ -5338,7 +5513,7 @@
         <mc:AlternateContent>
           <mc:Choice Requires="wps">
             <w:drawing>
-              <wp:anchor distT="0" distB="0" distL="114300" distR="114300" simplePos="0" relativeHeight="251740160" behindDoc="0" locked="0" layoutInCell="1" allowOverlap="1" wp14:anchorId="66A865EB" wp14:editId="47FE88C8">
+              <wp:anchor distT="0" distB="0" distL="114300" distR="114300" simplePos="0" relativeHeight="251740160" behindDoc="0" locked="0" layoutInCell="1" allowOverlap="1" wp14:anchorId="66A865EB" wp14:editId="7F951204">
                 <wp:simplePos x="0" y="0"/>
                 <wp:positionH relativeFrom="margin">
                   <wp:posOffset>2374407</wp:posOffset>
@@ -5364,7 +5539,7 @@
                           <a:avLst/>
                         </a:prstGeom>
                         <a:blipFill dpi="0" rotWithShape="1">
-                          <a:blip r:embed="rId40" cstate="print">
+                          <a:blip r:embed="rId42" cstate="print">
                             <a:extLst>
                               <a:ext uri="{28A0092B-C50C-407E-A947-70E740481C1C}">
                                 <a14:useLocalDpi xmlns:a14="http://schemas.microsoft.com/office/drawing/2010/main" val="0"/>
@@ -5412,7 +5587,7 @@
           <mc:Fallback>
             <w:pict>
               <v:rect w14:anchorId="1A320D37" id="Rectangle 7" o:spid="_x0000_s1026" style="position:absolute;margin-left:186.95pt;margin-top:-22pt;width:148pt;height:114.6pt;z-index:251740160;visibility:visible;mso-wrap-style:square;mso-height-percent:0;mso-wrap-distance-left:9pt;mso-wrap-distance-top:0;mso-wrap-distance-right:9pt;mso-wrap-distance-bottom:0;mso-position-horizontal:absolute;mso-position-horizontal-relative:margin;mso-position-vertical:absolute;mso-position-vertical-relative:text;mso-height-percent:0;mso-height-relative:margin;v-text-anchor:middle" o:gfxdata="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" stroked="f" strokeweight="1pt">
-                <v:fill r:id="rId41" o:title="" recolor="t" rotate="t" type="frame"/>
+                <v:fill r:id="rId43" o:title="" recolor="t" rotate="t" type="frame"/>
                 <w10:wrap anchorx="margin"/>
               </v:rect>
             </w:pict>
@@ -5693,378 +5868,6 @@
                         <a:xfrm>
                           <a:off x="0" y="0"/>
                           <a:ext cx="392723" cy="381000"/>
-                        </a:xfrm>
-                        <a:prstGeom prst="rect">
-                          <a:avLst/>
-                        </a:prstGeom>
-                        <a:blipFill dpi="0" rotWithShape="1">
-                          <a:blip r:embed="rId42" cstate="print">
-                            <a:extLst>
-                              <a:ext uri="{28A0092B-C50C-407E-A947-70E740481C1C}">
-                                <a14:useLocalDpi xmlns:a14="http://schemas.microsoft.com/office/drawing/2010/main" val="0"/>
-                              </a:ext>
-                            </a:extLst>
-                          </a:blip>
-                          <a:srcRect/>
-                          <a:stretch>
-                            <a:fillRect/>
-                          </a:stretch>
-                        </a:blipFill>
-                        <a:ln>
-                          <a:noFill/>
-                        </a:ln>
-                      </wps:spPr>
-                      <wps:style>
-                        <a:lnRef idx="2">
-                          <a:schemeClr val="accent1">
-                            <a:shade val="50000"/>
-                          </a:schemeClr>
-                        </a:lnRef>
-                        <a:fillRef idx="1">
-                          <a:schemeClr val="accent1"/>
-                        </a:fillRef>
-                        <a:effectRef idx="0">
-                          <a:schemeClr val="accent1"/>
-                        </a:effectRef>
-                        <a:fontRef idx="minor">
-                          <a:schemeClr val="lt1"/>
-                        </a:fontRef>
-                      </wps:style>
-                      <wps:bodyPr rot="0" spcFirstLastPara="0" vertOverflow="overflow" horzOverflow="overflow" vert="horz" wrap="square" lIns="91440" tIns="45720" rIns="91440" bIns="45720" numCol="1" spcCol="0" rtlCol="0" fromWordArt="0" anchor="ctr" anchorCtr="0" forceAA="0" compatLnSpc="1">
-                        <a:prstTxWarp prst="textNoShape">
-                          <a:avLst/>
-                        </a:prstTxWarp>
-                        <a:noAutofit/>
-                      </wps:bodyPr>
-                    </wps:wsp>
-                  </a:graphicData>
-                </a:graphic>
-                <wp14:sizeRelH relativeFrom="margin">
-                  <wp14:pctWidth>0</wp14:pctWidth>
-                </wp14:sizeRelH>
-                <wp14:sizeRelV relativeFrom="margin">
-                  <wp14:pctHeight>0</wp14:pctHeight>
-                </wp14:sizeRelV>
-              </wp:anchor>
-            </w:drawing>
-          </mc:Choice>
-          <mc:Fallback>
-            <w:pict>
-              <v:rect w14:anchorId="13B07314" id="Rectangle 49" o:spid="_x0000_s1026" style="position:absolute;margin-left:178.5pt;margin-top:22.2pt;width:30.9pt;height:30pt;z-index:251770880;visibility:visible;mso-wrap-style:square;mso-width-percent:0;mso-height-percent:0;mso-wrap-distance-left:9pt;mso-wrap-distance-top:0;mso-wrap-distance-right:9pt;mso-wrap-distance-bottom:0;mso-position-horizontal:absolute;mso-position-horizontal-relative:text;mso-position-vertical:absolute;mso-position-vertical-relative:text;mso-width-percent:0;mso-height-percent:0;mso-width-relative:margin;mso-height-relative:margin;v-text-anchor:middle" o:gfxdata="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" stroked="f" strokeweight="1pt">
-                <v:fill r:id="rId43" o:title="" recolor="t" rotate="t" type="frame"/>
-              </v:rect>
-            </w:pict>
-          </mc:Fallback>
-        </mc:AlternateContent>
-      </w:r>
-      <w:r>
-        <w:rPr>
-          <w:rFonts w:ascii="Times New Roman" w:hAnsi="Times New Roman" w:cs="Times New Roman"/>
-          <w:b/>
-          <w:bCs/>
-          <w:sz w:val="36"/>
-          <w:szCs w:val="36"/>
-        </w:rPr>
-        <w:t xml:space="preserve">6. Write the missing letter in each </w:t>
-      </w:r>
-      <w:proofErr w:type="gramStart"/>
-      <w:r>
-        <w:rPr>
-          <w:rFonts w:ascii="Times New Roman" w:hAnsi="Times New Roman" w:cs="Times New Roman"/>
-          <w:b/>
-          <w:bCs/>
-          <w:sz w:val="36"/>
-          <w:szCs w:val="36"/>
-        </w:rPr>
-        <w:t>words</w:t>
-      </w:r>
-      <w:proofErr w:type="gramEnd"/>
-      <w:r>
-        <w:rPr>
-          <w:rFonts w:ascii="Times New Roman" w:hAnsi="Times New Roman" w:cs="Times New Roman"/>
-          <w:b/>
-          <w:bCs/>
-          <w:sz w:val="36"/>
-          <w:szCs w:val="36"/>
-        </w:rPr>
-        <w:t>.</w:t>
-      </w:r>
-      <w:r>
-        <w:rPr>
-          <w:rFonts w:ascii="Times New Roman" w:hAnsi="Times New Roman" w:cs="Times New Roman"/>
-          <w:b/>
-          <w:bCs/>
-          <w:sz w:val="36"/>
-          <w:szCs w:val="36"/>
-        </w:rPr>
-        <w:tab/>
-      </w:r>
-      <w:r>
-        <w:rPr>
-          <w:rFonts w:ascii="Times New Roman" w:hAnsi="Times New Roman" w:cs="Times New Roman"/>
-          <w:b/>
-          <w:bCs/>
-          <w:sz w:val="36"/>
-          <w:szCs w:val="36"/>
-        </w:rPr>
-        <w:tab/>
-      </w:r>
-      <w:r>
-        <w:rPr>
-          <w:rFonts w:ascii="Times New Roman" w:hAnsi="Times New Roman" w:cs="Times New Roman"/>
-          <w:b/>
-          <w:bCs/>
-          <w:sz w:val="36"/>
-          <w:szCs w:val="36"/>
-        </w:rPr>
-        <w:tab/>
-      </w:r>
-      <w:r>
-        <w:rPr>
-          <w:rFonts w:ascii="Times New Roman" w:hAnsi="Times New Roman" w:cs="Times New Roman"/>
-          <w:b/>
-          <w:bCs/>
-          <w:sz w:val="36"/>
-          <w:szCs w:val="36"/>
-        </w:rPr>
-        <w:tab/>
-      </w:r>
-      <w:r>
-        <w:rPr>
-          <w:rFonts w:ascii="Times New Roman" w:hAnsi="Times New Roman" w:cs="Times New Roman"/>
-          <w:b/>
-          <w:bCs/>
-          <w:sz w:val="36"/>
-          <w:szCs w:val="36"/>
-        </w:rPr>
-        <w:t>[5]</w:t>
-      </w:r>
-    </w:p>
-    <w:p>
-      <w:pPr>
-        <w:tabs>
-          <w:tab w:val="left" w:pos="7387"/>
-        </w:tabs>
-        <w:rPr>
-          <w:rFonts w:ascii="Times New Roman" w:hAnsi="Times New Roman" w:cs="Times New Roman"/>
-          <w:sz w:val="36"/>
-          <w:szCs w:val="36"/>
-        </w:rPr>
-      </w:pPr>
-      <w:r>
-        <w:rPr>
-          <w:rFonts w:ascii="Times New Roman" w:hAnsi="Times New Roman" w:cs="Times New Roman"/>
-          <w:noProof/>
-          <w:sz w:val="36"/>
-          <w:szCs w:val="36"/>
-          <w:lang w:val="en-US" w:bidi="ne-NP"/>
-        </w:rPr>
-        <mc:AlternateContent>
-          <mc:Choice Requires="wps">
-            <w:drawing>
-              <wp:anchor distT="0" distB="0" distL="114300" distR="114300" simplePos="0" relativeHeight="251753472" behindDoc="0" locked="0" layoutInCell="1" allowOverlap="1" wp14:anchorId="53C86EA7" wp14:editId="2B8CB2E9">
-                <wp:simplePos x="0" y="0"/>
-                <wp:positionH relativeFrom="column">
-                  <wp:posOffset>1285875</wp:posOffset>
-                </wp:positionH>
-                <wp:positionV relativeFrom="paragraph">
-                  <wp:posOffset>280035</wp:posOffset>
-                </wp:positionV>
-                <wp:extent cx="397933" cy="0"/>
-                <wp:effectExtent l="0" t="0" r="21590" b="19050"/>
-                <wp:wrapNone/>
-                <wp:docPr id="14" name="Straight Connector 14"/>
-                <wp:cNvGraphicFramePr/>
-                <a:graphic xmlns:a="http://schemas.openxmlformats.org/drawingml/2006/main">
-                  <a:graphicData uri="http://schemas.microsoft.com/office/word/2010/wordprocessingShape">
-                    <wps:wsp>
-                      <wps:cNvCnPr/>
-                      <wps:spPr>
-                        <a:xfrm flipV="1">
-                          <a:off x="0" y="0"/>
-                          <a:ext cx="397933" cy="0"/>
-                        </a:xfrm>
-                        <a:prstGeom prst="line">
-                          <a:avLst/>
-                        </a:prstGeom>
-                      </wps:spPr>
-                      <wps:style>
-                        <a:lnRef idx="3">
-                          <a:schemeClr val="dk1"/>
-                        </a:lnRef>
-                        <a:fillRef idx="0">
-                          <a:schemeClr val="dk1"/>
-                        </a:fillRef>
-                        <a:effectRef idx="2">
-                          <a:schemeClr val="dk1"/>
-                        </a:effectRef>
-                        <a:fontRef idx="minor">
-                          <a:schemeClr val="tx1"/>
-                        </a:fontRef>
-                      </wps:style>
-                      <wps:bodyPr/>
-                    </wps:wsp>
-                  </a:graphicData>
-                </a:graphic>
-                <wp14:sizeRelH relativeFrom="margin">
-                  <wp14:pctWidth>0</wp14:pctWidth>
-                </wp14:sizeRelH>
-                <wp14:sizeRelV relativeFrom="margin">
-                  <wp14:pctHeight>0</wp14:pctHeight>
-                </wp14:sizeRelV>
-              </wp:anchor>
-            </w:drawing>
-          </mc:Choice>
-          <mc:Fallback>
-            <w:pict>
-              <v:line w14:anchorId="1E50FC0A" id="Straight Connector 14" o:spid="_x0000_s1026" style="position:absolute;flip:y;z-index:251753472;visibility:visible;mso-wrap-style:square;mso-width-percent:0;mso-height-percent:0;mso-wrap-distance-left:9pt;mso-wrap-distance-top:0;mso-wrap-distance-right:9pt;mso-wrap-distance-bottom:0;mso-position-horizontal:absolute;mso-position-horizontal-relative:text;mso-position-vertical:absolute;mso-position-vertical-relative:text;mso-width-percent:0;mso-height-percent:0;mso-width-relative:margin;mso-height-relative:margin" from="101.25pt,22.05pt" to="132.6pt,22.05pt" o:gfxdata="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" strokecolor="black [3200]" strokeweight="1.5pt">
-                <v:stroke joinstyle="miter"/>
-              </v:line>
-            </w:pict>
-          </mc:Fallback>
-        </mc:AlternateContent>
-      </w:r>
-      <w:r>
-        <w:rPr>
-          <w:rFonts w:ascii="Times New Roman" w:hAnsi="Times New Roman" w:cs="Times New Roman"/>
-          <w:noProof/>
-          <w:sz w:val="36"/>
-          <w:szCs w:val="36"/>
-          <w:lang w:val="en-US" w:bidi="ne-NP"/>
-        </w:rPr>
-        <mc:AlternateContent>
-          <mc:Choice Requires="wps">
-            <w:drawing>
-              <wp:anchor distT="0" distB="0" distL="114300" distR="114300" simplePos="0" relativeHeight="251751424" behindDoc="0" locked="0" layoutInCell="1" allowOverlap="1" wp14:anchorId="6E8E1EAB" wp14:editId="25D53721">
-                <wp:simplePos x="0" y="0"/>
-                <wp:positionH relativeFrom="column">
-                  <wp:posOffset>406717</wp:posOffset>
-                </wp:positionH>
-                <wp:positionV relativeFrom="paragraph">
-                  <wp:posOffset>229235</wp:posOffset>
-                </wp:positionV>
-                <wp:extent cx="397933" cy="0"/>
-                <wp:effectExtent l="0" t="0" r="21590" b="19050"/>
-                <wp:wrapNone/>
-                <wp:docPr id="13" name="Straight Connector 13"/>
-                <wp:cNvGraphicFramePr/>
-                <a:graphic xmlns:a="http://schemas.openxmlformats.org/drawingml/2006/main">
-                  <a:graphicData uri="http://schemas.microsoft.com/office/word/2010/wordprocessingShape">
-                    <wps:wsp>
-                      <wps:cNvCnPr/>
-                      <wps:spPr>
-                        <a:xfrm flipV="1">
-                          <a:off x="0" y="0"/>
-                          <a:ext cx="397933" cy="0"/>
-                        </a:xfrm>
-                        <a:prstGeom prst="line">
-                          <a:avLst/>
-                        </a:prstGeom>
-                      </wps:spPr>
-                      <wps:style>
-                        <a:lnRef idx="3">
-                          <a:schemeClr val="dk1"/>
-                        </a:lnRef>
-                        <a:fillRef idx="0">
-                          <a:schemeClr val="dk1"/>
-                        </a:fillRef>
-                        <a:effectRef idx="2">
-                          <a:schemeClr val="dk1"/>
-                        </a:effectRef>
-                        <a:fontRef idx="minor">
-                          <a:schemeClr val="tx1"/>
-                        </a:fontRef>
-                      </wps:style>
-                      <wps:bodyPr/>
-                    </wps:wsp>
-                  </a:graphicData>
-                </a:graphic>
-                <wp14:sizeRelH relativeFrom="margin">
-                  <wp14:pctWidth>0</wp14:pctWidth>
-                </wp14:sizeRelH>
-                <wp14:sizeRelV relativeFrom="margin">
-                  <wp14:pctHeight>0</wp14:pctHeight>
-                </wp14:sizeRelV>
-              </wp:anchor>
-            </w:drawing>
-          </mc:Choice>
-          <mc:Fallback>
-            <w:pict>
-              <v:line w14:anchorId="35E92AAE" id="Straight Connector 13" o:spid="_x0000_s1026" style="position:absolute;flip:y;z-index:251751424;visibility:visible;mso-wrap-style:square;mso-width-percent:0;mso-height-percent:0;mso-wrap-distance-left:9pt;mso-wrap-distance-top:0;mso-wrap-distance-right:9pt;mso-wrap-distance-bottom:0;mso-position-horizontal:absolute;mso-position-horizontal-relative:text;mso-position-vertical:absolute;mso-position-vertical-relative:text;mso-width-percent:0;mso-height-percent:0;mso-width-relative:margin;mso-height-relative:margin" from="32pt,18.05pt" to="63.35pt,18.05pt" o:gfxdata="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" strokecolor="black [3200]" strokeweight="1.5pt">
-                <v:stroke joinstyle="miter"/>
-              </v:line>
-            </w:pict>
-          </mc:Fallback>
-        </mc:AlternateContent>
-      </w:r>
-      <w:r>
-        <w:rPr>
-          <w:rFonts w:ascii="Times New Roman" w:hAnsi="Times New Roman" w:cs="Times New Roman"/>
-          <w:sz w:val="36"/>
-          <w:szCs w:val="36"/>
-        </w:rPr>
-        <w:t xml:space="preserve">  A            </w:t>
-      </w:r>
-      <w:r>
-        <w:rPr>
-          <w:rFonts w:ascii="Times New Roman" w:hAnsi="Times New Roman" w:cs="Times New Roman"/>
-          <w:sz w:val="36"/>
-          <w:szCs w:val="36"/>
-        </w:rPr>
-        <w:t xml:space="preserve"> </w:t>
-      </w:r>
-      <w:r>
-        <w:rPr>
-          <w:rFonts w:ascii="Times New Roman" w:hAnsi="Times New Roman" w:cs="Times New Roman"/>
-          <w:sz w:val="36"/>
-          <w:szCs w:val="36"/>
-        </w:rPr>
-        <w:t xml:space="preserve">g              y       </w:t>
-      </w:r>
-    </w:p>
-    <w:p>
-      <w:pPr>
-        <w:tabs>
-          <w:tab w:val="left" w:pos="7387"/>
-        </w:tabs>
-        <w:rPr>
-          <w:rFonts w:ascii="Times New Roman" w:hAnsi="Times New Roman" w:cs="Times New Roman"/>
-          <w:sz w:val="36"/>
-          <w:szCs w:val="36"/>
-        </w:rPr>
-      </w:pPr>
-      <w:r>
-        <w:rPr>
-          <w:rFonts w:ascii="Times New Roman" w:hAnsi="Times New Roman" w:cs="Times New Roman"/>
-          <w:noProof/>
-          <w:sz w:val="36"/>
-          <w:szCs w:val="36"/>
-          <w:lang w:val="en-US" w:bidi="ne-NP"/>
-        </w:rPr>
-        <mc:AlternateContent>
-          <mc:Choice Requires="wps">
-            <w:drawing>
-              <wp:anchor distT="0" distB="0" distL="114300" distR="114300" simplePos="0" relativeHeight="251772928" behindDoc="0" locked="0" layoutInCell="1" allowOverlap="1" wp14:anchorId="4B4D218F" wp14:editId="690D54E5">
-                <wp:simplePos x="0" y="0"/>
-                <wp:positionH relativeFrom="column">
-                  <wp:posOffset>1573213</wp:posOffset>
-                </wp:positionH>
-                <wp:positionV relativeFrom="paragraph">
-                  <wp:posOffset>151765</wp:posOffset>
-                </wp:positionV>
-                <wp:extent cx="457200" cy="433388"/>
-                <wp:effectExtent l="0" t="0" r="0" b="5080"/>
-                <wp:wrapNone/>
-                <wp:docPr id="51" name="Rectangle 51"/>
-                <wp:cNvGraphicFramePr/>
-                <a:graphic xmlns:a="http://schemas.openxmlformats.org/drawingml/2006/main">
-                  <a:graphicData uri="http://schemas.microsoft.com/office/word/2010/wordprocessingShape">
-                    <wps:wsp>
-                      <wps:cNvSpPr/>
-                      <wps:spPr>
-                        <a:xfrm>
-                          <a:off x="0" y="0"/>
-                          <a:ext cx="457200" cy="433388"/>
                         </a:xfrm>
                         <a:prstGeom prst="rect">
                           <a:avLst/>
@@ -6114,13 +5917,363 @@
                 <wp14:sizeRelH relativeFrom="margin">
                   <wp14:pctWidth>0</wp14:pctWidth>
                 </wp14:sizeRelH>
+                <wp14:sizeRelV relativeFrom="margin">
+                  <wp14:pctHeight>0</wp14:pctHeight>
+                </wp14:sizeRelV>
+              </wp:anchor>
+            </w:drawing>
+          </mc:Choice>
+          <mc:Fallback>
+            <w:pict>
+              <v:rect w14:anchorId="13B07314" id="Rectangle 49" o:spid="_x0000_s1026" style="position:absolute;margin-left:178.5pt;margin-top:22.2pt;width:30.9pt;height:30pt;z-index:251770880;visibility:visible;mso-wrap-style:square;mso-width-percent:0;mso-height-percent:0;mso-wrap-distance-left:9pt;mso-wrap-distance-top:0;mso-wrap-distance-right:9pt;mso-wrap-distance-bottom:0;mso-position-horizontal:absolute;mso-position-horizontal-relative:text;mso-position-vertical:absolute;mso-position-vertical-relative:text;mso-width-percent:0;mso-height-percent:0;mso-width-relative:margin;mso-height-relative:margin;v-text-anchor:middle" o:gfxdata="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" stroked="f" strokeweight="1pt">
+                <v:fill r:id="rId45" o:title="" recolor="t" rotate="t" type="frame"/>
+              </v:rect>
+            </w:pict>
+          </mc:Fallback>
+        </mc:AlternateContent>
+      </w:r>
+      <w:r>
+        <w:rPr>
+          <w:rFonts w:ascii="Times New Roman" w:hAnsi="Times New Roman" w:cs="Times New Roman"/>
+          <w:b/>
+          <w:bCs/>
+          <w:sz w:val="36"/>
+          <w:szCs w:val="36"/>
+        </w:rPr>
+        <w:t>6. Write the missing letter in each words.</w:t>
+      </w:r>
+      <w:r>
+        <w:rPr>
+          <w:rFonts w:ascii="Times New Roman" w:hAnsi="Times New Roman" w:cs="Times New Roman"/>
+          <w:b/>
+          <w:bCs/>
+          <w:sz w:val="36"/>
+          <w:szCs w:val="36"/>
+        </w:rPr>
+        <w:tab/>
+      </w:r>
+      <w:r>
+        <w:rPr>
+          <w:rFonts w:ascii="Times New Roman" w:hAnsi="Times New Roman" w:cs="Times New Roman"/>
+          <w:b/>
+          <w:bCs/>
+          <w:sz w:val="36"/>
+          <w:szCs w:val="36"/>
+        </w:rPr>
+        <w:tab/>
+      </w:r>
+      <w:r>
+        <w:rPr>
+          <w:rFonts w:ascii="Times New Roman" w:hAnsi="Times New Roman" w:cs="Times New Roman"/>
+          <w:b/>
+          <w:bCs/>
+          <w:sz w:val="36"/>
+          <w:szCs w:val="36"/>
+        </w:rPr>
+        <w:tab/>
+      </w:r>
+      <w:r>
+        <w:rPr>
+          <w:rFonts w:ascii="Times New Roman" w:hAnsi="Times New Roman" w:cs="Times New Roman"/>
+          <w:b/>
+          <w:bCs/>
+          <w:sz w:val="36"/>
+          <w:szCs w:val="36"/>
+        </w:rPr>
+        <w:tab/>
+      </w:r>
+      <w:r>
+        <w:rPr>
+          <w:rFonts w:ascii="Times New Roman" w:hAnsi="Times New Roman" w:cs="Times New Roman"/>
+          <w:b/>
+          <w:bCs/>
+          <w:sz w:val="36"/>
+          <w:szCs w:val="36"/>
+        </w:rPr>
+        <w:t>[5]</w:t>
+      </w:r>
+    </w:p>
+    <w:p>
+      <w:pPr>
+        <w:tabs>
+          <w:tab w:val="left" w:pos="7387"/>
+        </w:tabs>
+        <w:rPr>
+          <w:rFonts w:ascii="Times New Roman" w:hAnsi="Times New Roman" w:cs="Times New Roman"/>
+          <w:sz w:val="36"/>
+          <w:szCs w:val="36"/>
+        </w:rPr>
+      </w:pPr>
+      <w:r>
+        <w:rPr>
+          <w:rFonts w:ascii="Times New Roman" w:hAnsi="Times New Roman" w:cs="Times New Roman"/>
+          <w:noProof/>
+          <w:sz w:val="36"/>
+          <w:szCs w:val="36"/>
+          <w:lang w:val="en-US" w:bidi="ne-NP"/>
+        </w:rPr>
+        <mc:AlternateContent>
+          <mc:Choice Requires="wps">
+            <w:drawing>
+              <wp:anchor distT="0" distB="0" distL="114300" distR="114300" simplePos="0" relativeHeight="251753472" behindDoc="0" locked="0" layoutInCell="1" allowOverlap="1" wp14:anchorId="53C86EA7" wp14:editId="2B8CB2E9">
+                <wp:simplePos x="0" y="0"/>
+                <wp:positionH relativeFrom="column">
+                  <wp:posOffset>1285875</wp:posOffset>
+                </wp:positionH>
+                <wp:positionV relativeFrom="paragraph">
+                  <wp:posOffset>280035</wp:posOffset>
+                </wp:positionV>
+                <wp:extent cx="397933" cy="0"/>
+                <wp:effectExtent l="0" t="0" r="21590" b="19050"/>
+                <wp:wrapNone/>
+                <wp:docPr id="14" name="Straight Connector 14"/>
+                <wp:cNvGraphicFramePr/>
+                <a:graphic xmlns:a="http://schemas.openxmlformats.org/drawingml/2006/main">
+                  <a:graphicData uri="http://schemas.microsoft.com/office/word/2010/wordprocessingShape">
+                    <wps:wsp>
+                      <wps:cNvCnPr/>
+                      <wps:spPr>
+                        <a:xfrm flipV="1">
+                          <a:off x="0" y="0"/>
+                          <a:ext cx="397933" cy="0"/>
+                        </a:xfrm>
+                        <a:prstGeom prst="line">
+                          <a:avLst/>
+                        </a:prstGeom>
+                      </wps:spPr>
+                      <wps:style>
+                        <a:lnRef idx="3">
+                          <a:schemeClr val="dk1"/>
+                        </a:lnRef>
+                        <a:fillRef idx="0">
+                          <a:schemeClr val="dk1"/>
+                        </a:fillRef>
+                        <a:effectRef idx="2">
+                          <a:schemeClr val="dk1"/>
+                        </a:effectRef>
+                        <a:fontRef idx="minor">
+                          <a:schemeClr val="tx1"/>
+                        </a:fontRef>
+                      </wps:style>
+                      <wps:bodyPr/>
+                    </wps:wsp>
+                  </a:graphicData>
+                </a:graphic>
+                <wp14:sizeRelH relativeFrom="margin">
+                  <wp14:pctWidth>0</wp14:pctWidth>
+                </wp14:sizeRelH>
+                <wp14:sizeRelV relativeFrom="margin">
+                  <wp14:pctHeight>0</wp14:pctHeight>
+                </wp14:sizeRelV>
+              </wp:anchor>
+            </w:drawing>
+          </mc:Choice>
+          <mc:Fallback>
+            <w:pict>
+              <v:line w14:anchorId="1E50FC0A" id="Straight Connector 14" o:spid="_x0000_s1026" style="position:absolute;flip:y;z-index:251753472;visibility:visible;mso-wrap-style:square;mso-width-percent:0;mso-height-percent:0;mso-wrap-distance-left:9pt;mso-wrap-distance-top:0;mso-wrap-distance-right:9pt;mso-wrap-distance-bottom:0;mso-position-horizontal:absolute;mso-position-horizontal-relative:text;mso-position-vertical:absolute;mso-position-vertical-relative:text;mso-width-percent:0;mso-height-percent:0;mso-width-relative:margin;mso-height-relative:margin" from="101.25pt,22.05pt" to="132.6pt,22.05pt" o:gfxdata="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" strokecolor="black [3200]" strokeweight="1.5pt">
+                <v:stroke joinstyle="miter"/>
+              </v:line>
+            </w:pict>
+          </mc:Fallback>
+        </mc:AlternateContent>
+      </w:r>
+      <w:r>
+        <w:rPr>
+          <w:rFonts w:ascii="Times New Roman" w:hAnsi="Times New Roman" w:cs="Times New Roman"/>
+          <w:noProof/>
+          <w:sz w:val="36"/>
+          <w:szCs w:val="36"/>
+          <w:lang w:val="en-US" w:bidi="ne-NP"/>
+        </w:rPr>
+        <mc:AlternateContent>
+          <mc:Choice Requires="wps">
+            <w:drawing>
+              <wp:anchor distT="0" distB="0" distL="114300" distR="114300" simplePos="0" relativeHeight="251751424" behindDoc="0" locked="0" layoutInCell="1" allowOverlap="1" wp14:anchorId="6E8E1EAB" wp14:editId="25D53721">
+                <wp:simplePos x="0" y="0"/>
+                <wp:positionH relativeFrom="column">
+                  <wp:posOffset>406717</wp:posOffset>
+                </wp:positionH>
+                <wp:positionV relativeFrom="paragraph">
+                  <wp:posOffset>229235</wp:posOffset>
+                </wp:positionV>
+                <wp:extent cx="397933" cy="0"/>
+                <wp:effectExtent l="0" t="0" r="21590" b="19050"/>
+                <wp:wrapNone/>
+                <wp:docPr id="13" name="Straight Connector 13"/>
+                <wp:cNvGraphicFramePr/>
+                <a:graphic xmlns:a="http://schemas.openxmlformats.org/drawingml/2006/main">
+                  <a:graphicData uri="http://schemas.microsoft.com/office/word/2010/wordprocessingShape">
+                    <wps:wsp>
+                      <wps:cNvCnPr/>
+                      <wps:spPr>
+                        <a:xfrm flipV="1">
+                          <a:off x="0" y="0"/>
+                          <a:ext cx="397933" cy="0"/>
+                        </a:xfrm>
+                        <a:prstGeom prst="line">
+                          <a:avLst/>
+                        </a:prstGeom>
+                      </wps:spPr>
+                      <wps:style>
+                        <a:lnRef idx="3">
+                          <a:schemeClr val="dk1"/>
+                        </a:lnRef>
+                        <a:fillRef idx="0">
+                          <a:schemeClr val="dk1"/>
+                        </a:fillRef>
+                        <a:effectRef idx="2">
+                          <a:schemeClr val="dk1"/>
+                        </a:effectRef>
+                        <a:fontRef idx="minor">
+                          <a:schemeClr val="tx1"/>
+                        </a:fontRef>
+                      </wps:style>
+                      <wps:bodyPr/>
+                    </wps:wsp>
+                  </a:graphicData>
+                </a:graphic>
+                <wp14:sizeRelH relativeFrom="margin">
+                  <wp14:pctWidth>0</wp14:pctWidth>
+                </wp14:sizeRelH>
+                <wp14:sizeRelV relativeFrom="margin">
+                  <wp14:pctHeight>0</wp14:pctHeight>
+                </wp14:sizeRelV>
+              </wp:anchor>
+            </w:drawing>
+          </mc:Choice>
+          <mc:Fallback>
+            <w:pict>
+              <v:line w14:anchorId="35E92AAE" id="Straight Connector 13" o:spid="_x0000_s1026" style="position:absolute;flip:y;z-index:251751424;visibility:visible;mso-wrap-style:square;mso-width-percent:0;mso-height-percent:0;mso-wrap-distance-left:9pt;mso-wrap-distance-top:0;mso-wrap-distance-right:9pt;mso-wrap-distance-bottom:0;mso-position-horizontal:absolute;mso-position-horizontal-relative:text;mso-position-vertical:absolute;mso-position-vertical-relative:text;mso-width-percent:0;mso-height-percent:0;mso-width-relative:margin;mso-height-relative:margin" from="32pt,18.05pt" to="63.35pt,18.05pt" o:gfxdata="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" strokecolor="black [3200]" strokeweight="1.5pt">
+                <v:stroke joinstyle="miter"/>
+              </v:line>
+            </w:pict>
+          </mc:Fallback>
+        </mc:AlternateContent>
+      </w:r>
+      <w:r>
+        <w:rPr>
+          <w:rFonts w:ascii="Times New Roman" w:hAnsi="Times New Roman" w:cs="Times New Roman"/>
+          <w:sz w:val="36"/>
+          <w:szCs w:val="36"/>
+        </w:rPr>
+        <w:t xml:space="preserve">  A            </w:t>
+      </w:r>
+      <w:r>
+        <w:rPr>
+          <w:rFonts w:ascii="Times New Roman" w:hAnsi="Times New Roman" w:cs="Times New Roman"/>
+          <w:sz w:val="36"/>
+          <w:szCs w:val="36"/>
+        </w:rPr>
+        <w:t xml:space="preserve"> </w:t>
+      </w:r>
+      <w:r>
+        <w:rPr>
+          <w:rFonts w:ascii="Times New Roman" w:hAnsi="Times New Roman" w:cs="Times New Roman"/>
+          <w:sz w:val="36"/>
+          <w:szCs w:val="36"/>
+        </w:rPr>
+        <w:t xml:space="preserve">g              y       </w:t>
+      </w:r>
+    </w:p>
+    <w:p>
+      <w:pPr>
+        <w:tabs>
+          <w:tab w:val="left" w:pos="7387"/>
+        </w:tabs>
+        <w:rPr>
+          <w:rFonts w:ascii="Times New Roman" w:hAnsi="Times New Roman" w:cs="Times New Roman"/>
+          <w:sz w:val="36"/>
+          <w:szCs w:val="36"/>
+        </w:rPr>
+      </w:pPr>
+      <w:r>
+        <w:rPr>
+          <w:rFonts w:ascii="Times New Roman" w:hAnsi="Times New Roman" w:cs="Times New Roman"/>
+          <w:noProof/>
+          <w:sz w:val="36"/>
+          <w:szCs w:val="36"/>
+          <w:lang w:val="en-US" w:bidi="ne-NP"/>
+        </w:rPr>
+        <mc:AlternateContent>
+          <mc:Choice Requires="wps">
+            <w:drawing>
+              <wp:anchor distT="0" distB="0" distL="114300" distR="114300" simplePos="0" relativeHeight="251772928" behindDoc="0" locked="0" layoutInCell="1" allowOverlap="1" wp14:anchorId="4B4D218F" wp14:editId="690D54E5">
+                <wp:simplePos x="0" y="0"/>
+                <wp:positionH relativeFrom="column">
+                  <wp:posOffset>1573213</wp:posOffset>
+                </wp:positionH>
+                <wp:positionV relativeFrom="paragraph">
+                  <wp:posOffset>151765</wp:posOffset>
+                </wp:positionV>
+                <wp:extent cx="457200" cy="433388"/>
+                <wp:effectExtent l="0" t="0" r="0" b="5080"/>
+                <wp:wrapNone/>
+                <wp:docPr id="51" name="Rectangle 51"/>
+                <wp:cNvGraphicFramePr/>
+                <a:graphic xmlns:a="http://schemas.openxmlformats.org/drawingml/2006/main">
+                  <a:graphicData uri="http://schemas.microsoft.com/office/word/2010/wordprocessingShape">
+                    <wps:wsp>
+                      <wps:cNvSpPr/>
+                      <wps:spPr>
+                        <a:xfrm>
+                          <a:off x="0" y="0"/>
+                          <a:ext cx="457200" cy="433388"/>
+                        </a:xfrm>
+                        <a:prstGeom prst="rect">
+                          <a:avLst/>
+                        </a:prstGeom>
+                        <a:blipFill dpi="0" rotWithShape="1">
+                          <a:blip r:embed="rId46" cstate="print">
+                            <a:extLst>
+                              <a:ext uri="{28A0092B-C50C-407E-A947-70E740481C1C}">
+                                <a14:useLocalDpi xmlns:a14="http://schemas.microsoft.com/office/drawing/2010/main" val="0"/>
+                              </a:ext>
+                            </a:extLst>
+                          </a:blip>
+                          <a:srcRect/>
+                          <a:stretch>
+                            <a:fillRect/>
+                          </a:stretch>
+                        </a:blipFill>
+                        <a:ln>
+                          <a:noFill/>
+                        </a:ln>
+                      </wps:spPr>
+                      <wps:style>
+                        <a:lnRef idx="2">
+                          <a:schemeClr val="accent1">
+                            <a:shade val="50000"/>
+                          </a:schemeClr>
+                        </a:lnRef>
+                        <a:fillRef idx="1">
+                          <a:schemeClr val="accent1"/>
+                        </a:fillRef>
+                        <a:effectRef idx="0">
+                          <a:schemeClr val="accent1"/>
+                        </a:effectRef>
+                        <a:fontRef idx="minor">
+                          <a:schemeClr val="lt1"/>
+                        </a:fontRef>
+                      </wps:style>
+                      <wps:bodyPr rot="0" spcFirstLastPara="0" vertOverflow="overflow" horzOverflow="overflow" vert="horz" wrap="square" lIns="91440" tIns="45720" rIns="91440" bIns="45720" numCol="1" spcCol="0" rtlCol="0" fromWordArt="0" anchor="ctr" anchorCtr="0" forceAA="0" compatLnSpc="1">
+                        <a:prstTxWarp prst="textNoShape">
+                          <a:avLst/>
+                        </a:prstTxWarp>
+                        <a:noAutofit/>
+                      </wps:bodyPr>
+                    </wps:wsp>
+                  </a:graphicData>
+                </a:graphic>
+                <wp14:sizeRelH relativeFrom="margin">
+                  <wp14:pctWidth>0</wp14:pctWidth>
+                </wp14:sizeRelH>
               </wp:anchor>
             </w:drawing>
           </mc:Choice>
           <mc:Fallback>
             <w:pict>
               <v:rect w14:anchorId="5F2521EA" id="Rectangle 51" o:spid="_x0000_s1026" style="position:absolute;margin-left:123.9pt;margin-top:11.95pt;width:36pt;height:34.15pt;z-index:251772928;visibility:visible;mso-wrap-style:square;mso-width-percent:0;mso-wrap-distance-left:9pt;mso-wrap-distance-top:0;mso-wrap-distance-right:9pt;mso-wrap-distance-bottom:0;mso-position-horizontal:absolute;mso-position-horizontal-relative:text;mso-position-vertical:absolute;mso-position-vertical-relative:text;mso-width-percent:0;mso-width-relative:margin;v-text-anchor:middle" o:gfxdata="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" stroked="f" strokeweight="1pt">
-                <v:fill r:id="rId45" o:title="" recolor="t" rotate="t" type="frame"/>
+                <v:fill r:id="rId47" o:title="" recolor="t" rotate="t" type="frame"/>
               </v:rect>
             </w:pict>
           </mc:Fallback>
@@ -6290,25 +6443,7 @@
           <w:sz w:val="36"/>
           <w:szCs w:val="36"/>
         </w:rPr>
-        <w:t xml:space="preserve"> </w:t>
-      </w:r>
-      <w:proofErr w:type="spellStart"/>
-      <w:r>
-        <w:rPr>
-          <w:rFonts w:ascii="Times New Roman" w:hAnsi="Times New Roman" w:cs="Times New Roman"/>
-          <w:sz w:val="36"/>
-          <w:szCs w:val="36"/>
-        </w:rPr>
-        <w:t>Gl</w:t>
-      </w:r>
-      <w:proofErr w:type="spellEnd"/>
-      <w:r>
-        <w:rPr>
-          <w:rFonts w:ascii="Times New Roman" w:hAnsi="Times New Roman" w:cs="Times New Roman"/>
-          <w:sz w:val="36"/>
-          <w:szCs w:val="36"/>
-        </w:rPr>
-        <w:t xml:space="preserve">           </w:t>
+        <w:t xml:space="preserve"> Gl           </w:t>
       </w:r>
       <w:r>
         <w:rPr>
@@ -6375,11 +6510,11 @@
                           <a:avLst/>
                         </a:prstGeom>
                         <a:blipFill dpi="0" rotWithShape="1">
-                          <a:blip r:embed="rId46" cstate="print">
+                          <a:blip r:embed="rId48" cstate="print">
                             <a:extLst>
                               <a:ext uri="{BEBA8EAE-BF5A-486C-A8C5-ECC9F3942E4B}">
                                 <a14:imgProps xmlns:a14="http://schemas.microsoft.com/office/drawing/2010/main">
-                                  <a14:imgLayer r:embed="rId47">
+                                  <a14:imgLayer r:embed="rId49">
                                     <a14:imgEffect>
                                       <a14:sharpenSoften amount="50000"/>
                                     </a14:imgEffect>
@@ -6440,7 +6575,7 @@
           <mc:Fallback>
             <w:pict>
               <v:rect w14:anchorId="27ACBCA8" id="Rectangle 52" o:spid="_x0000_s1026" style="position:absolute;margin-left:124.15pt;margin-top:14.15pt;width:33.35pt;height:37.1pt;z-index:251774976;visibility:visible;mso-wrap-style:square;mso-width-percent:0;mso-height-percent:0;mso-wrap-distance-left:9pt;mso-wrap-distance-top:0;mso-wrap-distance-right:9pt;mso-wrap-distance-bottom:0;mso-position-horizontal:absolute;mso-position-horizontal-relative:text;mso-position-vertical:absolute;mso-position-vertical-relative:text;mso-width-percent:0;mso-height-percent:0;mso-width-relative:margin;mso-height-relative:margin;v-text-anchor:middle" o:gfxdata="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" stroked="f" strokeweight="1pt">
-                <v:fill r:id="rId48" o:title="" recolor="t" rotate="t" type="frame"/>
+                <v:fill r:id="rId50" o:title="" recolor="t" rotate="t" type="frame"/>
               </v:rect>
             </w:pict>
           </mc:Fallback>
@@ -6670,7 +6805,7 @@
                           <a:avLst/>
                         </a:prstGeom>
                         <a:blipFill dpi="0" rotWithShape="1">
-                          <a:blip r:embed="rId49" cstate="print">
+                          <a:blip r:embed="rId51" cstate="print">
                             <a:extLst>
                               <a:ext uri="{28A0092B-C50C-407E-A947-70E740481C1C}">
                                 <a14:useLocalDpi xmlns:a14="http://schemas.microsoft.com/office/drawing/2010/main" val="0"/>
@@ -6720,7 +6855,7 @@
           <mc:Fallback>
             <w:pict>
               <v:rect w14:anchorId="6B2D31D5" id="Rectangle 53" o:spid="_x0000_s1026" style="position:absolute;margin-left:125.6pt;margin-top:11.45pt;width:36pt;height:34.15pt;z-index:251777024;visibility:visible;mso-wrap-style:square;mso-width-percent:0;mso-wrap-distance-left:9pt;mso-wrap-distance-top:0;mso-wrap-distance-right:9pt;mso-wrap-distance-bottom:0;mso-position-horizontal:absolute;mso-position-horizontal-relative:text;mso-position-vertical:absolute;mso-position-vertical-relative:text;mso-width-percent:0;mso-width-relative:margin;v-text-anchor:middle" o:gfxdata="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" stroked="f" strokeweight="1pt">
-                <v:fill r:id="rId50" o:title="" recolor="t" rotate="t" type="frame"/>
+                <v:fill r:id="rId52" o:title="" recolor="t" rotate="t" type="frame"/>
               </v:rect>
             </w:pict>
           </mc:Fallback>
@@ -6950,11 +7085,11 @@
                           <a:avLst/>
                         </a:prstGeom>
                         <a:blipFill dpi="0" rotWithShape="1">
-                          <a:blip r:embed="rId51" cstate="print">
+                          <a:blip r:embed="rId53" cstate="print">
                             <a:extLst>
                               <a:ext uri="{BEBA8EAE-BF5A-486C-A8C5-ECC9F3942E4B}">
                                 <a14:imgProps xmlns:a14="http://schemas.microsoft.com/office/drawing/2010/main">
-                                  <a14:imgLayer r:embed="rId52">
+                                  <a14:imgLayer r:embed="rId54">
                                     <a14:imgEffect>
                                       <a14:sharpenSoften amount="50000"/>
                                     </a14:imgEffect>
@@ -7012,7 +7147,7 @@
           <mc:Fallback>
             <w:pict>
               <v:rect w14:anchorId="3713090D" id="Rectangle 54" o:spid="_x0000_s1026" style="position:absolute;margin-left:124.1pt;margin-top:8.8pt;width:36pt;height:34.15pt;z-index:251779072;visibility:visible;mso-wrap-style:square;mso-width-percent:0;mso-wrap-distance-left:9pt;mso-wrap-distance-top:0;mso-wrap-distance-right:9pt;mso-wrap-distance-bottom:0;mso-position-horizontal:absolute;mso-position-horizontal-relative:text;mso-position-vertical:absolute;mso-position-vertical-relative:text;mso-width-percent:0;mso-width-relative:margin;v-text-anchor:middle" o:gfxdata="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" stroked="f" strokeweight="1pt">
-                <v:fill r:id="rId53" o:title="" recolor="t" rotate="t" type="frame"/>
+                <v:fill r:id="rId55" o:title="" recolor="t" rotate="t" type="frame"/>
               </v:rect>
             </w:pict>
           </mc:Fallback>
@@ -7206,7 +7341,27 @@
           <w:sz w:val="36"/>
           <w:szCs w:val="36"/>
         </w:rPr>
-        <w:t>7. Change the single nouns into plural.</w:t>
+        <w:t>7. Change the sing</w:t>
+      </w:r>
+      <w:r>
+        <w:rPr>
+          <w:rFonts w:ascii="Times New Roman" w:hAnsi="Times New Roman" w:cs="Times New Roman"/>
+          <w:b/>
+          <w:bCs/>
+          <w:sz w:val="36"/>
+          <w:szCs w:val="36"/>
+        </w:rPr>
+        <w:t>ular</w:t>
+      </w:r>
+      <w:r>
+        <w:rPr>
+          <w:rFonts w:ascii="Times New Roman" w:hAnsi="Times New Roman" w:cs="Times New Roman"/>
+          <w:b/>
+          <w:bCs/>
+          <w:sz w:val="36"/>
+          <w:szCs w:val="36"/>
+        </w:rPr>
+        <w:t xml:space="preserve"> nouns into plural.</w:t>
       </w:r>
       <w:r>
         <w:rPr>
@@ -7281,18 +7436,18 @@
         <mc:AlternateContent>
           <mc:Choice Requires="wps">
             <w:drawing>
-              <wp:anchor distT="0" distB="0" distL="114300" distR="114300" simplePos="0" relativeHeight="251791360" behindDoc="0" locked="0" layoutInCell="1" allowOverlap="1" wp14:anchorId="481A4766" wp14:editId="4BD45C65">
+              <wp:anchor distT="0" distB="0" distL="114300" distR="114300" simplePos="0" relativeHeight="251852800" behindDoc="0" locked="0" layoutInCell="1" allowOverlap="1" wp14:anchorId="021374EA" wp14:editId="19D95E07">
                 <wp:simplePos x="0" y="0"/>
                 <wp:positionH relativeFrom="column">
-                  <wp:posOffset>2377997</wp:posOffset>
+                  <wp:posOffset>3162300</wp:posOffset>
                 </wp:positionH>
                 <wp:positionV relativeFrom="paragraph">
-                  <wp:posOffset>222472</wp:posOffset>
+                  <wp:posOffset>193675</wp:posOffset>
                 </wp:positionV>
-                <wp:extent cx="397510" cy="0"/>
-                <wp:effectExtent l="0" t="0" r="21590" b="19050"/>
+                <wp:extent cx="733425" cy="0"/>
+                <wp:effectExtent l="0" t="0" r="0" b="0"/>
                 <wp:wrapNone/>
-                <wp:docPr id="60" name="Straight Connector 60"/>
+                <wp:docPr id="175938512" name="Straight Connector 175938512"/>
                 <wp:cNvGraphicFramePr/>
                 <a:graphic xmlns:a="http://schemas.openxmlformats.org/drawingml/2006/main">
                   <a:graphicData uri="http://schemas.microsoft.com/office/word/2010/wordprocessingShape">
@@ -7301,7 +7456,7 @@
                       <wps:spPr>
                         <a:xfrm flipV="1">
                           <a:off x="0" y="0"/>
-                          <a:ext cx="397510" cy="0"/>
+                          <a:ext cx="733425" cy="0"/>
                         </a:xfrm>
                         <a:prstGeom prst="line">
                           <a:avLst/>
@@ -7336,7 +7491,7 @@
           </mc:Choice>
           <mc:Fallback>
             <w:pict>
-              <v:line w14:anchorId="1426EA7C" id="Straight Connector 60" o:spid="_x0000_s1026" style="position:absolute;flip:y;z-index:251791360;visibility:visible;mso-wrap-style:square;mso-width-percent:0;mso-height-percent:0;mso-wrap-distance-left:9pt;mso-wrap-distance-top:0;mso-wrap-distance-right:9pt;mso-wrap-distance-bottom:0;mso-position-horizontal:absolute;mso-position-horizontal-relative:text;mso-position-vertical:absolute;mso-position-vertical-relative:text;mso-width-percent:0;mso-height-percent:0;mso-width-relative:margin;mso-height-relative:margin" from="187.25pt,17.5pt" to="218.55pt,17.5pt" o:gfxdata="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" strokecolor="black [3200]" strokeweight="1.5pt">
+              <v:line w14:anchorId="02F6A7F8" id="Straight Connector 175938512" o:spid="_x0000_s1026" style="position:absolute;flip:y;z-index:251852800;visibility:visible;mso-wrap-style:square;mso-width-percent:0;mso-height-percent:0;mso-wrap-distance-left:9pt;mso-wrap-distance-top:0;mso-wrap-distance-right:9pt;mso-wrap-distance-bottom:0;mso-position-horizontal:absolute;mso-position-horizontal-relative:text;mso-position-vertical:absolute;mso-position-vertical-relative:text;mso-width-percent:0;mso-height-percent:0;mso-width-relative:margin;mso-height-relative:margin" from="249pt,15.25pt" to="306.75pt,15.25pt" o:gfxdata="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" strokecolor="black [3200]" strokeweight="1.5pt">
                 <v:stroke joinstyle="miter"/>
               </v:line>
             </w:pict>
@@ -7354,16 +7509,16 @@
         <mc:AlternateContent>
           <mc:Choice Requires="wps">
             <w:drawing>
-              <wp:anchor distT="0" distB="0" distL="114300" distR="114300" simplePos="0" relativeHeight="251781120" behindDoc="0" locked="0" layoutInCell="1" allowOverlap="1" wp14:anchorId="1C0D6C8C" wp14:editId="4796FD95">
+              <wp:anchor distT="0" distB="0" distL="114300" distR="114300" simplePos="0" relativeHeight="251781120" behindDoc="0" locked="0" layoutInCell="1" allowOverlap="1" wp14:anchorId="1C0D6C8C" wp14:editId="105B4ADA">
                 <wp:simplePos x="0" y="0"/>
                 <wp:positionH relativeFrom="column">
-                  <wp:posOffset>465264</wp:posOffset>
+                  <wp:posOffset>466724</wp:posOffset>
                 </wp:positionH>
                 <wp:positionV relativeFrom="paragraph">
-                  <wp:posOffset>197703</wp:posOffset>
+                  <wp:posOffset>193675</wp:posOffset>
                 </wp:positionV>
-                <wp:extent cx="397510" cy="0"/>
-                <wp:effectExtent l="0" t="0" r="21590" b="19050"/>
+                <wp:extent cx="733425" cy="0"/>
+                <wp:effectExtent l="0" t="0" r="0" b="0"/>
                 <wp:wrapNone/>
                 <wp:docPr id="55" name="Straight Connector 55"/>
                 <wp:cNvGraphicFramePr/>
@@ -7374,7 +7529,7 @@
                       <wps:spPr>
                         <a:xfrm flipV="1">
                           <a:off x="0" y="0"/>
-                          <a:ext cx="397510" cy="0"/>
+                          <a:ext cx="733425" cy="0"/>
                         </a:xfrm>
                         <a:prstGeom prst="line">
                           <a:avLst/>
@@ -7409,7 +7564,7 @@
           </mc:Choice>
           <mc:Fallback>
             <w:pict>
-              <v:line w14:anchorId="25430E37" id="Straight Connector 55" o:spid="_x0000_s1026" style="position:absolute;flip:y;z-index:251781120;visibility:visible;mso-wrap-style:square;mso-width-percent:0;mso-height-percent:0;mso-wrap-distance-left:9pt;mso-wrap-distance-top:0;mso-wrap-distance-right:9pt;mso-wrap-distance-bottom:0;mso-position-horizontal:absolute;mso-position-horizontal-relative:text;mso-position-vertical:absolute;mso-position-vertical-relative:text;mso-width-percent:0;mso-height-percent:0;mso-width-relative:margin;mso-height-relative:margin" from="36.65pt,15.55pt" to="67.95pt,15.55pt" o:gfxdata="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" strokecolor="black [3200]" strokeweight="1.5pt">
+              <v:line w14:anchorId="32224AF0" id="Straight Connector 55" o:spid="_x0000_s1026" style="position:absolute;flip:y;z-index:251781120;visibility:visible;mso-wrap-style:square;mso-width-percent:0;mso-height-percent:0;mso-wrap-distance-left:9pt;mso-wrap-distance-top:0;mso-wrap-distance-right:9pt;mso-wrap-distance-bottom:0;mso-position-horizontal:absolute;mso-position-horizontal-relative:text;mso-position-vertical:absolute;mso-position-vertical-relative:text;mso-width-percent:0;mso-height-percent:0;mso-width-relative:margin;mso-height-relative:margin" from="36.75pt,15.25pt" to="94.5pt,15.25pt" o:gfxdata="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" strokecolor="black [3200]" strokeweight="1.5pt">
                 <v:stroke joinstyle="miter"/>
               </v:line>
             </w:pict>
@@ -7422,7 +7577,15 @@
           <w:sz w:val="36"/>
           <w:szCs w:val="36"/>
         </w:rPr>
-        <w:t xml:space="preserve">Batt                                           pen </w:t>
+        <w:t>b</w:t>
+      </w:r>
+      <w:r>
+        <w:rPr>
+          <w:rFonts w:ascii="Times New Roman" w:hAnsi="Times New Roman" w:cs="Times New Roman"/>
+          <w:sz w:val="36"/>
+          <w:szCs w:val="36"/>
+        </w:rPr>
+        <w:t xml:space="preserve">at                                           pen </w:t>
       </w:r>
     </w:p>
     <w:p>
@@ -7447,18 +7610,18 @@
         <mc:AlternateContent>
           <mc:Choice Requires="wps">
             <w:drawing>
-              <wp:anchor distT="0" distB="0" distL="114300" distR="114300" simplePos="0" relativeHeight="251789312" behindDoc="0" locked="0" layoutInCell="1" allowOverlap="1" wp14:anchorId="7E4C5EEA" wp14:editId="21CFA634">
+              <wp:anchor distT="0" distB="0" distL="114300" distR="114300" simplePos="0" relativeHeight="251854848" behindDoc="0" locked="0" layoutInCell="1" allowOverlap="1" wp14:anchorId="0435CE03" wp14:editId="1E6A30C0">
                 <wp:simplePos x="0" y="0"/>
                 <wp:positionH relativeFrom="column">
-                  <wp:posOffset>2376197</wp:posOffset>
+                  <wp:posOffset>3228975</wp:posOffset>
                 </wp:positionH>
                 <wp:positionV relativeFrom="paragraph">
-                  <wp:posOffset>201833</wp:posOffset>
+                  <wp:posOffset>189865</wp:posOffset>
                 </wp:positionV>
-                <wp:extent cx="397510" cy="0"/>
-                <wp:effectExtent l="0" t="0" r="21590" b="19050"/>
+                <wp:extent cx="733425" cy="0"/>
+                <wp:effectExtent l="0" t="0" r="0" b="0"/>
                 <wp:wrapNone/>
-                <wp:docPr id="59" name="Straight Connector 59"/>
+                <wp:docPr id="1282191294" name="Straight Connector 1282191294"/>
                 <wp:cNvGraphicFramePr/>
                 <a:graphic xmlns:a="http://schemas.openxmlformats.org/drawingml/2006/main">
                   <a:graphicData uri="http://schemas.microsoft.com/office/word/2010/wordprocessingShape">
@@ -7467,7 +7630,7 @@
                       <wps:spPr>
                         <a:xfrm flipV="1">
                           <a:off x="0" y="0"/>
-                          <a:ext cx="397510" cy="0"/>
+                          <a:ext cx="733425" cy="0"/>
                         </a:xfrm>
                         <a:prstGeom prst="line">
                           <a:avLst/>
@@ -7502,7 +7665,7 @@
           </mc:Choice>
           <mc:Fallback>
             <w:pict>
-              <v:line w14:anchorId="11A78DC7" id="Straight Connector 59" o:spid="_x0000_s1026" style="position:absolute;flip:y;z-index:251789312;visibility:visible;mso-wrap-style:square;mso-width-percent:0;mso-height-percent:0;mso-wrap-distance-left:9pt;mso-wrap-distance-top:0;mso-wrap-distance-right:9pt;mso-wrap-distance-bottom:0;mso-position-horizontal:absolute;mso-position-horizontal-relative:text;mso-position-vertical:absolute;mso-position-vertical-relative:text;mso-width-percent:0;mso-height-percent:0;mso-width-relative:margin;mso-height-relative:margin" from="187.1pt,15.9pt" to="218.4pt,15.9pt" o:gfxdata="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" strokecolor="black [3200]" strokeweight="1.5pt">
+              <v:line w14:anchorId="1A6C61D9" id="Straight Connector 1282191294" o:spid="_x0000_s1026" style="position:absolute;flip:y;z-index:251854848;visibility:visible;mso-wrap-style:square;mso-width-percent:0;mso-height-percent:0;mso-wrap-distance-left:9pt;mso-wrap-distance-top:0;mso-wrap-distance-right:9pt;mso-wrap-distance-bottom:0;mso-position-horizontal:absolute;mso-position-horizontal-relative:text;mso-position-vertical:absolute;mso-position-vertical-relative:text;mso-width-percent:0;mso-height-percent:0;mso-width-relative:margin;mso-height-relative:margin" from="254.25pt,14.95pt" to="312pt,14.95pt" o:gfxdata="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" strokecolor="black [3200]" strokeweight="1.5pt">
                 <v:stroke joinstyle="miter"/>
               </v:line>
             </w:pict>
@@ -7520,16 +7683,16 @@
         <mc:AlternateContent>
           <mc:Choice Requires="wps">
             <w:drawing>
-              <wp:anchor distT="0" distB="0" distL="114300" distR="114300" simplePos="0" relativeHeight="251783168" behindDoc="0" locked="0" layoutInCell="1" allowOverlap="1" wp14:anchorId="4867A73A" wp14:editId="6D17F36E">
+              <wp:anchor distT="0" distB="0" distL="114300" distR="114300" simplePos="0" relativeHeight="251783168" behindDoc="0" locked="0" layoutInCell="1" allowOverlap="1" wp14:anchorId="4867A73A" wp14:editId="19534698">
                 <wp:simplePos x="0" y="0"/>
                 <wp:positionH relativeFrom="column">
-                  <wp:posOffset>407261</wp:posOffset>
+                  <wp:posOffset>409575</wp:posOffset>
                 </wp:positionH>
                 <wp:positionV relativeFrom="paragraph">
-                  <wp:posOffset>246181</wp:posOffset>
+                  <wp:posOffset>247015</wp:posOffset>
                 </wp:positionV>
-                <wp:extent cx="397510" cy="0"/>
-                <wp:effectExtent l="0" t="0" r="21590" b="19050"/>
+                <wp:extent cx="762000" cy="0"/>
+                <wp:effectExtent l="0" t="0" r="0" b="0"/>
                 <wp:wrapNone/>
                 <wp:docPr id="56" name="Straight Connector 56"/>
                 <wp:cNvGraphicFramePr/>
@@ -7540,7 +7703,7 @@
                       <wps:spPr>
                         <a:xfrm flipV="1">
                           <a:off x="0" y="0"/>
-                          <a:ext cx="397510" cy="0"/>
+                          <a:ext cx="762000" cy="0"/>
                         </a:xfrm>
                         <a:prstGeom prst="line">
                           <a:avLst/>
@@ -7575,7 +7738,7 @@
           </mc:Choice>
           <mc:Fallback>
             <w:pict>
-              <v:line w14:anchorId="1E7ED565" id="Straight Connector 56" o:spid="_x0000_s1026" style="position:absolute;flip:y;z-index:251783168;visibility:visible;mso-wrap-style:square;mso-width-percent:0;mso-height-percent:0;mso-wrap-distance-left:9pt;mso-wrap-distance-top:0;mso-wrap-distance-right:9pt;mso-wrap-distance-bottom:0;mso-position-horizontal:absolute;mso-position-horizontal-relative:text;mso-position-vertical:absolute;mso-position-vertical-relative:text;mso-width-percent:0;mso-height-percent:0;mso-width-relative:margin;mso-height-relative:margin" from="32.05pt,19.4pt" to="63.35pt,19.4pt" o:gfxdata="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" strokecolor="black [3200]" strokeweight="1.5pt">
+              <v:line w14:anchorId="7437B7BA" id="Straight Connector 56" o:spid="_x0000_s1026" style="position:absolute;flip:y;z-index:251783168;visibility:visible;mso-wrap-style:square;mso-width-percent:0;mso-height-percent:0;mso-wrap-distance-left:9pt;mso-wrap-distance-top:0;mso-wrap-distance-right:9pt;mso-wrap-distance-bottom:0;mso-position-horizontal:absolute;mso-position-horizontal-relative:text;mso-position-vertical:absolute;mso-position-vertical-relative:text;mso-width-percent:0;mso-height-percent:0;mso-width-relative:margin;mso-height-relative:margin" from="32.25pt,19.45pt" to="92.25pt,19.45pt" o:gfxdata="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" strokecolor="black [3200]" strokeweight="1.5pt">
                 <v:stroke joinstyle="miter"/>
               </v:line>
             </w:pict>
@@ -7588,7 +7751,15 @@
           <w:sz w:val="36"/>
           <w:szCs w:val="36"/>
         </w:rPr>
-        <w:t>Star                                           hen</w:t>
+        <w:t>s</w:t>
+      </w:r>
+      <w:r>
+        <w:rPr>
+          <w:rFonts w:ascii="Times New Roman" w:hAnsi="Times New Roman" w:cs="Times New Roman"/>
+          <w:sz w:val="36"/>
+          <w:szCs w:val="36"/>
+        </w:rPr>
+        <w:t>tar                                           hen</w:t>
       </w:r>
     </w:p>
     <w:p>
@@ -7613,18 +7784,18 @@
         <mc:AlternateContent>
           <mc:Choice Requires="wps">
             <w:drawing>
-              <wp:anchor distT="0" distB="0" distL="114300" distR="114300" simplePos="0" relativeHeight="251787264" behindDoc="0" locked="0" layoutInCell="1" allowOverlap="1" wp14:anchorId="1E990CE5" wp14:editId="04C31C5A">
+              <wp:anchor distT="0" distB="0" distL="114300" distR="114300" simplePos="0" relativeHeight="251856896" behindDoc="0" locked="0" layoutInCell="1" allowOverlap="1" wp14:anchorId="65B0908A" wp14:editId="68BC4472">
                 <wp:simplePos x="0" y="0"/>
                 <wp:positionH relativeFrom="column">
-                  <wp:posOffset>2337459</wp:posOffset>
+                  <wp:posOffset>3228975</wp:posOffset>
                 </wp:positionH>
                 <wp:positionV relativeFrom="paragraph">
-                  <wp:posOffset>206169</wp:posOffset>
+                  <wp:posOffset>247650</wp:posOffset>
                 </wp:positionV>
-                <wp:extent cx="397510" cy="0"/>
-                <wp:effectExtent l="0" t="0" r="21590" b="19050"/>
+                <wp:extent cx="733425" cy="0"/>
+                <wp:effectExtent l="0" t="0" r="0" b="0"/>
                 <wp:wrapNone/>
-                <wp:docPr id="58" name="Straight Connector 58"/>
+                <wp:docPr id="1934582190" name="Straight Connector 1934582190"/>
                 <wp:cNvGraphicFramePr/>
                 <a:graphic xmlns:a="http://schemas.openxmlformats.org/drawingml/2006/main">
                   <a:graphicData uri="http://schemas.microsoft.com/office/word/2010/wordprocessingShape">
@@ -7633,7 +7804,7 @@
                       <wps:spPr>
                         <a:xfrm flipV="1">
                           <a:off x="0" y="0"/>
-                          <a:ext cx="397510" cy="0"/>
+                          <a:ext cx="733425" cy="0"/>
                         </a:xfrm>
                         <a:prstGeom prst="line">
                           <a:avLst/>
@@ -7668,7 +7839,7 @@
           </mc:Choice>
           <mc:Fallback>
             <w:pict>
-              <v:line w14:anchorId="08932D43" id="Straight Connector 58" o:spid="_x0000_s1026" style="position:absolute;flip:y;z-index:251787264;visibility:visible;mso-wrap-style:square;mso-width-percent:0;mso-height-percent:0;mso-wrap-distance-left:9pt;mso-wrap-distance-top:0;mso-wrap-distance-right:9pt;mso-wrap-distance-bottom:0;mso-position-horizontal:absolute;mso-position-horizontal-relative:text;mso-position-vertical:absolute;mso-position-vertical-relative:text;mso-width-percent:0;mso-height-percent:0;mso-width-relative:margin;mso-height-relative:margin" from="184.05pt,16.25pt" to="215.35pt,16.25pt" o:gfxdata="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" strokecolor="black [3200]" strokeweight="1.5pt">
+              <v:line w14:anchorId="0AC7E4DE" id="Straight Connector 1934582190" o:spid="_x0000_s1026" style="position:absolute;flip:y;z-index:251856896;visibility:visible;mso-wrap-style:square;mso-width-percent:0;mso-height-percent:0;mso-wrap-distance-left:9pt;mso-wrap-distance-top:0;mso-wrap-distance-right:9pt;mso-wrap-distance-bottom:0;mso-position-horizontal:absolute;mso-position-horizontal-relative:text;mso-position-vertical:absolute;mso-position-vertical-relative:text;mso-width-percent:0;mso-height-percent:0;mso-width-relative:margin;mso-height-relative:margin" from="254.25pt,19.5pt" to="312pt,19.5pt" o:gfxdata="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" strokecolor="black [3200]" strokeweight="1.5pt">
                 <v:stroke joinstyle="miter"/>
               </v:line>
             </w:pict>
@@ -7686,16 +7857,16 @@
         <mc:AlternateContent>
           <mc:Choice Requires="wps">
             <w:drawing>
-              <wp:anchor distT="0" distB="0" distL="114300" distR="114300" simplePos="0" relativeHeight="251785216" behindDoc="0" locked="0" layoutInCell="1" allowOverlap="1" wp14:anchorId="6FD61AE6" wp14:editId="0286FF3C">
+              <wp:anchor distT="0" distB="0" distL="114300" distR="114300" simplePos="0" relativeHeight="251785216" behindDoc="0" locked="0" layoutInCell="1" allowOverlap="1" wp14:anchorId="6FD61AE6" wp14:editId="41A49EFA">
                 <wp:simplePos x="0" y="0"/>
                 <wp:positionH relativeFrom="column">
-                  <wp:posOffset>475163</wp:posOffset>
+                  <wp:posOffset>476250</wp:posOffset>
                 </wp:positionH>
                 <wp:positionV relativeFrom="paragraph">
-                  <wp:posOffset>247982</wp:posOffset>
+                  <wp:posOffset>252095</wp:posOffset>
                 </wp:positionV>
-                <wp:extent cx="397510" cy="0"/>
-                <wp:effectExtent l="0" t="0" r="21590" b="19050"/>
+                <wp:extent cx="723900" cy="0"/>
+                <wp:effectExtent l="0" t="0" r="0" b="0"/>
                 <wp:wrapNone/>
                 <wp:docPr id="57" name="Straight Connector 57"/>
                 <wp:cNvGraphicFramePr/>
@@ -7706,7 +7877,7 @@
                       <wps:spPr>
                         <a:xfrm flipV="1">
                           <a:off x="0" y="0"/>
-                          <a:ext cx="397510" cy="0"/>
+                          <a:ext cx="723900" cy="0"/>
                         </a:xfrm>
                         <a:prstGeom prst="line">
                           <a:avLst/>
@@ -7741,7 +7912,7 @@
           </mc:Choice>
           <mc:Fallback>
             <w:pict>
-              <v:line w14:anchorId="4749C5E2" id="Straight Connector 57" o:spid="_x0000_s1026" style="position:absolute;flip:y;z-index:251785216;visibility:visible;mso-wrap-style:square;mso-width-percent:0;mso-height-percent:0;mso-wrap-distance-left:9pt;mso-wrap-distance-top:0;mso-wrap-distance-right:9pt;mso-wrap-distance-bottom:0;mso-position-horizontal:absolute;mso-position-horizontal-relative:text;mso-position-vertical:absolute;mso-position-vertical-relative:text;mso-width-percent:0;mso-height-percent:0;mso-width-relative:margin;mso-height-relative:margin" from="37.4pt,19.55pt" to="68.7pt,19.55pt" o:gfxdata="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" strokecolor="black [3200]" strokeweight="1.5pt">
+              <v:line w14:anchorId="5C2E569A" id="Straight Connector 57" o:spid="_x0000_s1026" style="position:absolute;flip:y;z-index:251785216;visibility:visible;mso-wrap-style:square;mso-width-percent:0;mso-height-percent:0;mso-wrap-distance-left:9pt;mso-wrap-distance-top:0;mso-wrap-distance-right:9pt;mso-wrap-distance-bottom:0;mso-position-horizontal:absolute;mso-position-horizontal-relative:text;mso-position-vertical:absolute;mso-position-vertical-relative:text;mso-width-percent:0;mso-height-percent:0;mso-width-relative:margin;mso-height-relative:margin" from="37.5pt,19.85pt" to="94.5pt,19.85pt" o:gfxdata="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" strokecolor="black [3200]" strokeweight="1.5pt">
                 <v:stroke joinstyle="miter"/>
               </v:line>
             </w:pict>
@@ -7754,7 +7925,15 @@
           <w:sz w:val="36"/>
           <w:szCs w:val="36"/>
         </w:rPr>
-        <w:t xml:space="preserve">Mug                                          egg </w:t>
+        <w:t>m</w:t>
+      </w:r>
+      <w:r>
+        <w:rPr>
+          <w:rFonts w:ascii="Times New Roman" w:hAnsi="Times New Roman" w:cs="Times New Roman"/>
+          <w:sz w:val="36"/>
+          <w:szCs w:val="36"/>
+        </w:rPr>
+        <w:t xml:space="preserve">ug                                          egg </w:t>
       </w:r>
     </w:p>
     <w:p>
@@ -7762,6 +7941,7 @@
         <w:tabs>
           <w:tab w:val="left" w:pos="7387"/>
         </w:tabs>
+        <w:spacing w:line="360" w:lineRule="auto"/>
         <w:rPr>
           <w:rFonts w:ascii="Times New Roman" w:hAnsi="Times New Roman" w:cs="Times New Roman"/>
           <w:b/>
@@ -7836,6 +8016,7 @@
         <w:tabs>
           <w:tab w:val="left" w:pos="7387"/>
         </w:tabs>
+        <w:spacing w:line="360" w:lineRule="auto"/>
         <w:rPr>
           <w:rFonts w:ascii="Times New Roman" w:hAnsi="Times New Roman" w:cs="Times New Roman"/>
           <w:sz w:val="36"/>
@@ -7853,7 +8034,80 @@
         <mc:AlternateContent>
           <mc:Choice Requires="wps">
             <w:drawing>
-              <wp:anchor distT="0" distB="0" distL="114300" distR="114300" simplePos="0" relativeHeight="251793408" behindDoc="0" locked="0" layoutInCell="1" allowOverlap="1" wp14:anchorId="398403D9" wp14:editId="4E251082">
+              <wp:anchor distT="0" distB="0" distL="114300" distR="114300" simplePos="0" relativeHeight="251799552" behindDoc="0" locked="0" layoutInCell="1" allowOverlap="1" wp14:anchorId="4D3C0AC6" wp14:editId="618B3F79">
+                <wp:simplePos x="0" y="0"/>
+                <wp:positionH relativeFrom="column">
+                  <wp:posOffset>2974975</wp:posOffset>
+                </wp:positionH>
+                <wp:positionV relativeFrom="paragraph">
+                  <wp:posOffset>137795</wp:posOffset>
+                </wp:positionV>
+                <wp:extent cx="804863" cy="4763"/>
+                <wp:effectExtent l="0" t="0" r="33655" b="33655"/>
+                <wp:wrapNone/>
+                <wp:docPr id="64" name="Straight Connector 64"/>
+                <wp:cNvGraphicFramePr/>
+                <a:graphic xmlns:a="http://schemas.openxmlformats.org/drawingml/2006/main">
+                  <a:graphicData uri="http://schemas.microsoft.com/office/word/2010/wordprocessingShape">
+                    <wps:wsp>
+                      <wps:cNvCnPr/>
+                      <wps:spPr>
+                        <a:xfrm>
+                          <a:off x="0" y="0"/>
+                          <a:ext cx="804863" cy="4763"/>
+                        </a:xfrm>
+                        <a:prstGeom prst="line">
+                          <a:avLst/>
+                        </a:prstGeom>
+                      </wps:spPr>
+                      <wps:style>
+                        <a:lnRef idx="3">
+                          <a:schemeClr val="dk1"/>
+                        </a:lnRef>
+                        <a:fillRef idx="0">
+                          <a:schemeClr val="dk1"/>
+                        </a:fillRef>
+                        <a:effectRef idx="2">
+                          <a:schemeClr val="dk1"/>
+                        </a:effectRef>
+                        <a:fontRef idx="minor">
+                          <a:schemeClr val="tx1"/>
+                        </a:fontRef>
+                      </wps:style>
+                      <wps:bodyPr/>
+                    </wps:wsp>
+                  </a:graphicData>
+                </a:graphic>
+                <wp14:sizeRelH relativeFrom="margin">
+                  <wp14:pctWidth>0</wp14:pctWidth>
+                </wp14:sizeRelH>
+                <wp14:sizeRelV relativeFrom="margin">
+                  <wp14:pctHeight>0</wp14:pctHeight>
+                </wp14:sizeRelV>
+              </wp:anchor>
+            </w:drawing>
+          </mc:Choice>
+          <mc:Fallback>
+            <w:pict>
+              <v:line w14:anchorId="4ECB2B33" id="Straight Connector 64" o:spid="_x0000_s1026" style="position:absolute;z-index:251799552;visibility:visible;mso-wrap-style:square;mso-width-percent:0;mso-height-percent:0;mso-wrap-distance-left:9pt;mso-wrap-distance-top:0;mso-wrap-distance-right:9pt;mso-wrap-distance-bottom:0;mso-position-horizontal:absolute;mso-position-horizontal-relative:text;mso-position-vertical:absolute;mso-position-vertical-relative:text;mso-width-percent:0;mso-height-percent:0;mso-width-relative:margin;mso-height-relative:margin" from="234.25pt,10.85pt" to="297.65pt,11.25pt" o:gfxdata="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" strokecolor="black [3200]" strokeweight="1.5pt">
+                <v:stroke joinstyle="miter"/>
+              </v:line>
+            </w:pict>
+          </mc:Fallback>
+        </mc:AlternateContent>
+      </w:r>
+      <w:r>
+        <w:rPr>
+          <w:rFonts w:ascii="Times New Roman" w:hAnsi="Times New Roman" w:cs="Times New Roman"/>
+          <w:noProof/>
+          <w:sz w:val="36"/>
+          <w:szCs w:val="36"/>
+          <w:lang w:val="en-US" w:bidi="ne-NP"/>
+        </w:rPr>
+        <mc:AlternateContent>
+          <mc:Choice Requires="wps">
+            <w:drawing>
+              <wp:anchor distT="0" distB="0" distL="114300" distR="114300" simplePos="0" relativeHeight="251793408" behindDoc="0" locked="0" layoutInCell="1" allowOverlap="1" wp14:anchorId="398403D9" wp14:editId="0060F2FC">
                 <wp:simplePos x="0" y="0"/>
                 <wp:positionH relativeFrom="column">
                   <wp:posOffset>460071</wp:posOffset>
@@ -7908,7 +8162,7 @@
           </mc:Choice>
           <mc:Fallback>
             <w:pict>
-              <v:line w14:anchorId="5E16CF25" id="Straight Connector 61" o:spid="_x0000_s1026" style="position:absolute;z-index:251793408;visibility:visible;mso-wrap-style:square;mso-width-percent:0;mso-height-percent:0;mso-wrap-distance-left:9pt;mso-wrap-distance-top:0;mso-wrap-distance-right:9pt;mso-wrap-distance-bottom:0;mso-position-horizontal:absolute;mso-position-horizontal-relative:text;mso-position-vertical:absolute;mso-position-vertical-relative:text;mso-width-percent:0;mso-height-percent:0;mso-width-relative:margin;mso-height-relative:margin" from="36.25pt,15.55pt" to="99.65pt,15.95pt" o:gfxdata="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" strokecolor="black [3200]" strokeweight="1.5pt">
+              <v:line w14:anchorId="39575A3F" id="Straight Connector 61" o:spid="_x0000_s1026" style="position:absolute;z-index:251793408;visibility:visible;mso-wrap-style:square;mso-width-percent:0;mso-height-percent:0;mso-wrap-distance-left:9pt;mso-wrap-distance-top:0;mso-wrap-distance-right:9pt;mso-wrap-distance-bottom:0;mso-position-horizontal:absolute;mso-position-horizontal-relative:text;mso-position-vertical:absolute;mso-position-vertical-relative:text;mso-width-percent:0;mso-height-percent:0;mso-width-relative:margin;mso-height-relative:margin" from="36.25pt,15.55pt" to="99.65pt,15.95pt" o:gfxdata="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" strokecolor="black [3200]" strokeweight="1.5pt">
                 <v:stroke joinstyle="miter"/>
               </v:line>
             </w:pict>
@@ -7918,6 +8172,35 @@
       <w:r>
         <w:rPr>
           <w:rFonts w:ascii="Times New Roman" w:hAnsi="Times New Roman" w:cs="Times New Roman"/>
+          <w:sz w:val="36"/>
+          <w:szCs w:val="36"/>
+        </w:rPr>
+        <w:t>a</w:t>
+      </w:r>
+      <w:r>
+        <w:rPr>
+          <w:rFonts w:ascii="Times New Roman" w:hAnsi="Times New Roman" w:cs="Times New Roman"/>
+          <w:sz w:val="36"/>
+          <w:szCs w:val="36"/>
+        </w:rPr>
+        <w:t>t =</w:t>
+      </w:r>
+    </w:p>
+    <w:p>
+      <w:pPr>
+        <w:tabs>
+          <w:tab w:val="left" w:pos="7387"/>
+        </w:tabs>
+        <w:spacing w:line="360" w:lineRule="auto"/>
+        <w:rPr>
+          <w:rFonts w:ascii="Times New Roman" w:hAnsi="Times New Roman" w:cs="Times New Roman"/>
+          <w:sz w:val="36"/>
+          <w:szCs w:val="36"/>
+        </w:rPr>
+      </w:pPr>
+      <w:r>
+        <w:rPr>
+          <w:rFonts w:ascii="Times New Roman" w:hAnsi="Times New Roman" w:cs="Times New Roman"/>
           <w:noProof/>
           <w:sz w:val="36"/>
           <w:szCs w:val="36"/>
@@ -7926,18 +8209,18 @@
         <mc:AlternateContent>
           <mc:Choice Requires="wps">
             <w:drawing>
-              <wp:anchor distT="0" distB="0" distL="114300" distR="114300" simplePos="0" relativeHeight="251799552" behindDoc="0" locked="0" layoutInCell="1" allowOverlap="1" wp14:anchorId="4D3C0AC6" wp14:editId="4B2D1BE4">
+              <wp:anchor distT="0" distB="0" distL="114300" distR="114300" simplePos="0" relativeHeight="251801600" behindDoc="0" locked="0" layoutInCell="1" allowOverlap="1" wp14:anchorId="10FA8A1A" wp14:editId="763ACA9C">
                 <wp:simplePos x="0" y="0"/>
                 <wp:positionH relativeFrom="column">
-                  <wp:posOffset>1756093</wp:posOffset>
+                  <wp:posOffset>2975610</wp:posOffset>
                 </wp:positionH>
                 <wp:positionV relativeFrom="paragraph">
-                  <wp:posOffset>133350</wp:posOffset>
+                  <wp:posOffset>155575</wp:posOffset>
                 </wp:positionV>
                 <wp:extent cx="804863" cy="4763"/>
                 <wp:effectExtent l="0" t="0" r="33655" b="33655"/>
                 <wp:wrapNone/>
-                <wp:docPr id="64" name="Straight Connector 64"/>
+                <wp:docPr id="65" name="Straight Connector 65"/>
                 <wp:cNvGraphicFramePr/>
                 <a:graphic xmlns:a="http://schemas.openxmlformats.org/drawingml/2006/main">
                   <a:graphicData uri="http://schemas.microsoft.com/office/word/2010/wordprocessingShape">
@@ -7981,7 +8264,7 @@
           </mc:Choice>
           <mc:Fallback>
             <w:pict>
-              <v:line w14:anchorId="3AAEC306" id="Straight Connector 64" o:spid="_x0000_s1026" style="position:absolute;z-index:251799552;visibility:visible;mso-wrap-style:square;mso-width-percent:0;mso-height-percent:0;mso-wrap-distance-left:9pt;mso-wrap-distance-top:0;mso-wrap-distance-right:9pt;mso-wrap-distance-bottom:0;mso-position-horizontal:absolute;mso-position-horizontal-relative:text;mso-position-vertical:absolute;mso-position-vertical-relative:text;mso-width-percent:0;mso-height-percent:0;mso-width-relative:margin;mso-height-relative:margin" from="138.3pt,10.5pt" to="201.7pt,10.9pt" o:gfxdata="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" strokecolor="black [3200]" strokeweight="1.5pt">
+              <v:line w14:anchorId="4AC34270" id="Straight Connector 65" o:spid="_x0000_s1026" style="position:absolute;z-index:251801600;visibility:visible;mso-wrap-style:square;mso-width-percent:0;mso-height-percent:0;mso-wrap-distance-left:9pt;mso-wrap-distance-top:0;mso-wrap-distance-right:9pt;mso-wrap-distance-bottom:0;mso-position-horizontal:absolute;mso-position-horizontal-relative:text;mso-position-vertical:absolute;mso-position-vertical-relative:text;mso-width-percent:0;mso-height-percent:0;mso-width-relative:margin;mso-height-relative:margin" from="234.3pt,12.25pt" to="297.7pt,12.65pt" o:gfxdata="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" strokecolor="black [3200]" strokeweight="1.5pt">
                 <v:stroke joinstyle="miter"/>
               </v:line>
             </w:pict>
@@ -7991,26 +8274,6 @@
       <w:r>
         <w:rPr>
           <w:rFonts w:ascii="Times New Roman" w:hAnsi="Times New Roman" w:cs="Times New Roman"/>
-          <w:sz w:val="36"/>
-          <w:szCs w:val="36"/>
-        </w:rPr>
-        <w:t>At =</w:t>
-      </w:r>
-    </w:p>
-    <w:p>
-      <w:pPr>
-        <w:tabs>
-          <w:tab w:val="left" w:pos="7387"/>
-        </w:tabs>
-        <w:rPr>
-          <w:rFonts w:ascii="Times New Roman" w:hAnsi="Times New Roman" w:cs="Times New Roman"/>
-          <w:sz w:val="36"/>
-          <w:szCs w:val="36"/>
-        </w:rPr>
-      </w:pPr>
-      <w:r>
-        <w:rPr>
-          <w:rFonts w:ascii="Times New Roman" w:hAnsi="Times New Roman" w:cs="Times New Roman"/>
           <w:noProof/>
           <w:sz w:val="36"/>
           <w:szCs w:val="36"/>
@@ -8019,7 +8282,7 @@
         <mc:AlternateContent>
           <mc:Choice Requires="wps">
             <w:drawing>
-              <wp:anchor distT="0" distB="0" distL="114300" distR="114300" simplePos="0" relativeHeight="251795456" behindDoc="0" locked="0" layoutInCell="1" allowOverlap="1" wp14:anchorId="29B8DD66" wp14:editId="060FF22F">
+              <wp:anchor distT="0" distB="0" distL="114300" distR="114300" simplePos="0" relativeHeight="251795456" behindDoc="0" locked="0" layoutInCell="1" allowOverlap="1" wp14:anchorId="29B8DD66" wp14:editId="65C10144">
                 <wp:simplePos x="0" y="0"/>
                 <wp:positionH relativeFrom="column">
                   <wp:posOffset>483029</wp:posOffset>
@@ -8074,7 +8337,7 @@
           </mc:Choice>
           <mc:Fallback>
             <w:pict>
-              <v:line w14:anchorId="172B627D" id="Straight Connector 62" o:spid="_x0000_s1026" style="position:absolute;z-index:251795456;visibility:visible;mso-wrap-style:square;mso-width-percent:0;mso-height-percent:0;mso-wrap-distance-left:9pt;mso-wrap-distance-top:0;mso-wrap-distance-right:9pt;mso-wrap-distance-bottom:0;mso-position-horizontal:absolute;mso-position-horizontal-relative:text;mso-position-vertical:absolute;mso-position-vertical-relative:text;mso-width-percent:0;mso-height-percent:0;mso-width-relative:margin;mso-height-relative:margin" from="38.05pt,14.9pt" to="101.45pt,15.3pt" o:gfxdata="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" strokecolor="black [3200]" strokeweight="1.5pt">
+              <v:line w14:anchorId="356C6521" id="Straight Connector 62" o:spid="_x0000_s1026" style="position:absolute;z-index:251795456;visibility:visible;mso-wrap-style:square;mso-width-percent:0;mso-height-percent:0;mso-wrap-distance-left:9pt;mso-wrap-distance-top:0;mso-wrap-distance-right:9pt;mso-wrap-distance-bottom:0;mso-position-horizontal:absolute;mso-position-horizontal-relative:text;mso-position-vertical:absolute;mso-position-vertical-relative:text;mso-width-percent:0;mso-height-percent:0;mso-width-relative:margin;mso-height-relative:margin" from="38.05pt,14.9pt" to="101.45pt,15.3pt" o:gfxdata="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" strokecolor="black [3200]" strokeweight="1.5pt">
                 <v:stroke joinstyle="miter"/>
               </v:line>
             </w:pict>
@@ -8084,6 +8347,35 @@
       <w:r>
         <w:rPr>
           <w:rFonts w:ascii="Times New Roman" w:hAnsi="Times New Roman" w:cs="Times New Roman"/>
+          <w:sz w:val="36"/>
+          <w:szCs w:val="36"/>
+        </w:rPr>
+        <w:t>a</w:t>
+      </w:r>
+      <w:r>
+        <w:rPr>
+          <w:rFonts w:ascii="Times New Roman" w:hAnsi="Times New Roman" w:cs="Times New Roman"/>
+          <w:sz w:val="36"/>
+          <w:szCs w:val="36"/>
+        </w:rPr>
+        <w:t>n =</w:t>
+      </w:r>
+    </w:p>
+    <w:p>
+      <w:pPr>
+        <w:tabs>
+          <w:tab w:val="left" w:pos="7387"/>
+        </w:tabs>
+        <w:spacing w:line="360" w:lineRule="auto"/>
+        <w:rPr>
+          <w:rFonts w:ascii="Times New Roman" w:hAnsi="Times New Roman" w:cs="Times New Roman"/>
+          <w:sz w:val="36"/>
+          <w:szCs w:val="36"/>
+        </w:rPr>
+      </w:pPr>
+      <w:r>
+        <w:rPr>
+          <w:rFonts w:ascii="Times New Roman" w:hAnsi="Times New Roman" w:cs="Times New Roman"/>
           <w:noProof/>
           <w:sz w:val="36"/>
           <w:szCs w:val="36"/>
@@ -8092,18 +8384,18 @@
         <mc:AlternateContent>
           <mc:Choice Requires="wps">
             <w:drawing>
-              <wp:anchor distT="0" distB="0" distL="114300" distR="114300" simplePos="0" relativeHeight="251801600" behindDoc="0" locked="0" layoutInCell="1" allowOverlap="1" wp14:anchorId="10FA8A1A" wp14:editId="461D0697">
+              <wp:anchor distT="0" distB="0" distL="114300" distR="114300" simplePos="0" relativeHeight="251803648" behindDoc="0" locked="0" layoutInCell="1" allowOverlap="1" wp14:anchorId="3FCDD85E" wp14:editId="4F82769A">
                 <wp:simplePos x="0" y="0"/>
                 <wp:positionH relativeFrom="column">
-                  <wp:posOffset>1756410</wp:posOffset>
+                  <wp:posOffset>2968625</wp:posOffset>
                 </wp:positionH>
                 <wp:positionV relativeFrom="paragraph">
-                  <wp:posOffset>151447</wp:posOffset>
+                  <wp:posOffset>151765</wp:posOffset>
                 </wp:positionV>
                 <wp:extent cx="804863" cy="4763"/>
                 <wp:effectExtent l="0" t="0" r="33655" b="33655"/>
                 <wp:wrapNone/>
-                <wp:docPr id="65" name="Straight Connector 65"/>
+                <wp:docPr id="66" name="Straight Connector 66"/>
                 <wp:cNvGraphicFramePr/>
                 <a:graphic xmlns:a="http://schemas.openxmlformats.org/drawingml/2006/main">
                   <a:graphicData uri="http://schemas.microsoft.com/office/word/2010/wordprocessingShape">
@@ -8147,7 +8439,7 @@
           </mc:Choice>
           <mc:Fallback>
             <w:pict>
-              <v:line w14:anchorId="0D21344C" id="Straight Connector 65" o:spid="_x0000_s1026" style="position:absolute;z-index:251801600;visibility:visible;mso-wrap-style:square;mso-width-percent:0;mso-height-percent:0;mso-wrap-distance-left:9pt;mso-wrap-distance-top:0;mso-wrap-distance-right:9pt;mso-wrap-distance-bottom:0;mso-position-horizontal:absolute;mso-position-horizontal-relative:text;mso-position-vertical:absolute;mso-position-vertical-relative:text;mso-width-percent:0;mso-height-percent:0;mso-width-relative:margin;mso-height-relative:margin" from="138.3pt,11.9pt" to="201.7pt,12.3pt" o:gfxdata="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" strokecolor="black [3200]" strokeweight="1.5pt">
+              <v:line w14:anchorId="3AEF4B18" id="Straight Connector 66" o:spid="_x0000_s1026" style="position:absolute;z-index:251803648;visibility:visible;mso-wrap-style:square;mso-width-percent:0;mso-height-percent:0;mso-wrap-distance-left:9pt;mso-wrap-distance-top:0;mso-wrap-distance-right:9pt;mso-wrap-distance-bottom:0;mso-position-horizontal:absolute;mso-position-horizontal-relative:text;mso-position-vertical:absolute;mso-position-vertical-relative:text;mso-width-percent:0;mso-height-percent:0;mso-width-relative:margin;mso-height-relative:margin" from="233.75pt,11.95pt" to="297.15pt,12.35pt" o:gfxdata="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" strokecolor="black [3200]" strokeweight="1.5pt">
                 <v:stroke joinstyle="miter"/>
               </v:line>
             </w:pict>
@@ -8157,26 +8449,6 @@
       <w:r>
         <w:rPr>
           <w:rFonts w:ascii="Times New Roman" w:hAnsi="Times New Roman" w:cs="Times New Roman"/>
-          <w:sz w:val="36"/>
-          <w:szCs w:val="36"/>
-        </w:rPr>
-        <w:t>An =</w:t>
-      </w:r>
-    </w:p>
-    <w:p>
-      <w:pPr>
-        <w:tabs>
-          <w:tab w:val="left" w:pos="7387"/>
-        </w:tabs>
-        <w:rPr>
-          <w:rFonts w:ascii="Times New Roman" w:hAnsi="Times New Roman" w:cs="Times New Roman"/>
-          <w:sz w:val="36"/>
-          <w:szCs w:val="36"/>
-        </w:rPr>
-      </w:pPr>
-      <w:r>
-        <w:rPr>
-          <w:rFonts w:ascii="Times New Roman" w:hAnsi="Times New Roman" w:cs="Times New Roman"/>
           <w:noProof/>
           <w:sz w:val="36"/>
           <w:szCs w:val="36"/>
@@ -8185,7 +8457,7 @@
         <mc:AlternateContent>
           <mc:Choice Requires="wps">
             <w:drawing>
-              <wp:anchor distT="0" distB="0" distL="114300" distR="114300" simplePos="0" relativeHeight="251797504" behindDoc="0" locked="0" layoutInCell="1" allowOverlap="1" wp14:anchorId="2AB4BBCB" wp14:editId="2B26817B">
+              <wp:anchor distT="0" distB="0" distL="114300" distR="114300" simplePos="0" relativeHeight="251797504" behindDoc="0" locked="0" layoutInCell="1" allowOverlap="1" wp14:anchorId="2AB4BBCB" wp14:editId="0325A46D">
                 <wp:simplePos x="0" y="0"/>
                 <wp:positionH relativeFrom="column">
                   <wp:posOffset>486426</wp:posOffset>
@@ -8240,7 +8512,7 @@
           </mc:Choice>
           <mc:Fallback>
             <w:pict>
-              <v:line w14:anchorId="69455100" id="Straight Connector 63" o:spid="_x0000_s1026" style="position:absolute;z-index:251797504;visibility:visible;mso-wrap-style:square;mso-width-percent:0;mso-height-percent:0;mso-wrap-distance-left:9pt;mso-wrap-distance-top:0;mso-wrap-distance-right:9pt;mso-wrap-distance-bottom:0;mso-position-horizontal:absolute;mso-position-horizontal-relative:text;mso-position-vertical:absolute;mso-position-vertical-relative:text;mso-width-percent:0;mso-height-percent:0;mso-width-relative:margin;mso-height-relative:margin" from="38.3pt,16pt" to="101.7pt,16.4pt" o:gfxdata="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" strokecolor="black [3200]" strokeweight="1.5pt">
+              <v:line w14:anchorId="4124AC9B" id="Straight Connector 63" o:spid="_x0000_s1026" style="position:absolute;z-index:251797504;visibility:visible;mso-wrap-style:square;mso-width-percent:0;mso-height-percent:0;mso-wrap-distance-left:9pt;mso-wrap-distance-top:0;mso-wrap-distance-right:9pt;mso-wrap-distance-bottom:0;mso-position-horizontal:absolute;mso-position-horizontal-relative:text;mso-position-vertical:absolute;mso-position-vertical-relative:text;mso-width-percent:0;mso-height-percent:0;mso-width-relative:margin;mso-height-relative:margin" from="38.3pt,16pt" to="101.7pt,16.4pt" o:gfxdata="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" strokecolor="black [3200]" strokeweight="1.5pt">
                 <v:stroke joinstyle="miter"/>
               </v:line>
             </w:pict>
@@ -8250,83 +8522,18 @@
       <w:r>
         <w:rPr>
           <w:rFonts w:ascii="Times New Roman" w:hAnsi="Times New Roman" w:cs="Times New Roman"/>
-          <w:noProof/>
-          <w:sz w:val="36"/>
-          <w:szCs w:val="36"/>
-          <w:lang w:val="en-US" w:bidi="ne-NP"/>
-        </w:rPr>
-        <mc:AlternateContent>
-          <mc:Choice Requires="wps">
-            <w:drawing>
-              <wp:anchor distT="0" distB="0" distL="114300" distR="114300" simplePos="0" relativeHeight="251803648" behindDoc="0" locked="0" layoutInCell="1" allowOverlap="1" wp14:anchorId="3FCDD85E" wp14:editId="5516C263">
-                <wp:simplePos x="0" y="0"/>
-                <wp:positionH relativeFrom="column">
-                  <wp:posOffset>1749425</wp:posOffset>
-                </wp:positionH>
-                <wp:positionV relativeFrom="paragraph">
-                  <wp:posOffset>147320</wp:posOffset>
-                </wp:positionV>
-                <wp:extent cx="804863" cy="4763"/>
-                <wp:effectExtent l="0" t="0" r="33655" b="33655"/>
-                <wp:wrapNone/>
-                <wp:docPr id="66" name="Straight Connector 66"/>
-                <wp:cNvGraphicFramePr/>
-                <a:graphic xmlns:a="http://schemas.openxmlformats.org/drawingml/2006/main">
-                  <a:graphicData uri="http://schemas.microsoft.com/office/word/2010/wordprocessingShape">
-                    <wps:wsp>
-                      <wps:cNvCnPr/>
-                      <wps:spPr>
-                        <a:xfrm>
-                          <a:off x="0" y="0"/>
-                          <a:ext cx="804863" cy="4763"/>
-                        </a:xfrm>
-                        <a:prstGeom prst="line">
-                          <a:avLst/>
-                        </a:prstGeom>
-                      </wps:spPr>
-                      <wps:style>
-                        <a:lnRef idx="3">
-                          <a:schemeClr val="dk1"/>
-                        </a:lnRef>
-                        <a:fillRef idx="0">
-                          <a:schemeClr val="dk1"/>
-                        </a:fillRef>
-                        <a:effectRef idx="2">
-                          <a:schemeClr val="dk1"/>
-                        </a:effectRef>
-                        <a:fontRef idx="minor">
-                          <a:schemeClr val="tx1"/>
-                        </a:fontRef>
-                      </wps:style>
-                      <wps:bodyPr/>
-                    </wps:wsp>
-                  </a:graphicData>
-                </a:graphic>
-                <wp14:sizeRelH relativeFrom="margin">
-                  <wp14:pctWidth>0</wp14:pctWidth>
-                </wp14:sizeRelH>
-                <wp14:sizeRelV relativeFrom="margin">
-                  <wp14:pctHeight>0</wp14:pctHeight>
-                </wp14:sizeRelV>
-              </wp:anchor>
-            </w:drawing>
-          </mc:Choice>
-          <mc:Fallback>
-            <w:pict>
-              <v:line w14:anchorId="4B39FB00" id="Straight Connector 66" o:spid="_x0000_s1026" style="position:absolute;z-index:251803648;visibility:visible;mso-wrap-style:square;mso-width-percent:0;mso-height-percent:0;mso-wrap-distance-left:9pt;mso-wrap-distance-top:0;mso-wrap-distance-right:9pt;mso-wrap-distance-bottom:0;mso-position-horizontal:absolute;mso-position-horizontal-relative:text;mso-position-vertical:absolute;mso-position-vertical-relative:text;mso-width-percent:0;mso-height-percent:0;mso-width-relative:margin;mso-height-relative:margin" from="137.75pt,11.6pt" to="201.15pt,12pt" o:gfxdata="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" strokecolor="black [3200]" strokeweight="1.5pt">
-                <v:stroke joinstyle="miter"/>
-              </v:line>
-            </w:pict>
-          </mc:Fallback>
-        </mc:AlternateContent>
-      </w:r>
-      <w:r>
-        <w:rPr>
-          <w:rFonts w:ascii="Times New Roman" w:hAnsi="Times New Roman" w:cs="Times New Roman"/>
-          <w:sz w:val="36"/>
-          <w:szCs w:val="36"/>
-        </w:rPr>
-        <w:t xml:space="preserve">Ap =          </w:t>
+          <w:sz w:val="36"/>
+          <w:szCs w:val="36"/>
+        </w:rPr>
+        <w:t>a</w:t>
+      </w:r>
+      <w:r>
+        <w:rPr>
+          <w:rFonts w:ascii="Times New Roman" w:hAnsi="Times New Roman" w:cs="Times New Roman"/>
+          <w:sz w:val="36"/>
+          <w:szCs w:val="36"/>
+        </w:rPr>
+        <w:t xml:space="preserve">p =          </w:t>
       </w:r>
     </w:p>
     <w:p>
@@ -8342,20 +8549,6 @@
           <w:szCs w:val="36"/>
         </w:rPr>
       </w:pPr>
-    </w:p>
-    <w:p>
-      <w:pPr>
-        <w:tabs>
-          <w:tab w:val="left" w:pos="7387"/>
-        </w:tabs>
-        <w:rPr>
-          <w:rFonts w:ascii="Times New Roman" w:hAnsi="Times New Roman" w:cs="Times New Roman"/>
-          <w:b/>
-          <w:bCs/>
-          <w:sz w:val="36"/>
-          <w:szCs w:val="36"/>
-        </w:rPr>
-      </w:pPr>
       <w:r>
         <w:rPr>
           <w:rFonts w:ascii="Times New Roman" w:hAnsi="Times New Roman" w:cs="Times New Roman"/>
@@ -8366,6 +8559,16 @@
         </w:rPr>
         <w:lastRenderedPageBreak/>
         <w:t>9. Match the same word</w:t>
+      </w:r>
+      <w:r>
+        <w:rPr>
+          <w:rFonts w:ascii="Times New Roman" w:hAnsi="Times New Roman" w:cs="Times New Roman"/>
+          <w:b/>
+          <w:bCs/>
+          <w:sz w:val="36"/>
+          <w:szCs w:val="36"/>
+        </w:rPr>
+        <w:t>s</w:t>
       </w:r>
       <w:r>
         <w:rPr>
@@ -8605,7 +8808,23 @@
           <w:sz w:val="36"/>
           <w:szCs w:val="36"/>
         </w:rPr>
-        <w:t xml:space="preserve">Reading                                                         Running </w:t>
+        <w:t xml:space="preserve">Reading                                                         </w:t>
+      </w:r>
+      <w:r>
+        <w:rPr>
+          <w:rFonts w:ascii="Times New Roman" w:hAnsi="Times New Roman" w:cs="Times New Roman"/>
+          <w:sz w:val="36"/>
+          <w:szCs w:val="36"/>
+        </w:rPr>
+        <w:t>r</w:t>
+      </w:r>
+      <w:r>
+        <w:rPr>
+          <w:rFonts w:ascii="Times New Roman" w:hAnsi="Times New Roman" w:cs="Times New Roman"/>
+          <w:sz w:val="36"/>
+          <w:szCs w:val="36"/>
+        </w:rPr>
+        <w:t xml:space="preserve">unning </w:t>
       </w:r>
     </w:p>
     <w:p>
@@ -8797,7 +9016,23 @@
           <w:sz w:val="36"/>
           <w:szCs w:val="36"/>
         </w:rPr>
-        <w:t xml:space="preserve">Singing                                                          Reading </w:t>
+        <w:t xml:space="preserve">Singing                                                          </w:t>
+      </w:r>
+      <w:r>
+        <w:rPr>
+          <w:rFonts w:ascii="Times New Roman" w:hAnsi="Times New Roman" w:cs="Times New Roman"/>
+          <w:sz w:val="36"/>
+          <w:szCs w:val="36"/>
+        </w:rPr>
+        <w:t>r</w:t>
+      </w:r>
+      <w:r>
+        <w:rPr>
+          <w:rFonts w:ascii="Times New Roman" w:hAnsi="Times New Roman" w:cs="Times New Roman"/>
+          <w:sz w:val="36"/>
+          <w:szCs w:val="36"/>
+        </w:rPr>
+        <w:t xml:space="preserve">eading </w:t>
       </w:r>
     </w:p>
     <w:p>
@@ -9799,7 +10034,47 @@
           <w:sz w:val="36"/>
           <w:szCs w:val="36"/>
         </w:rPr>
-        <w:t>10.Make 8/2 words from the given letter.</w:t>
+        <w:t xml:space="preserve">10.Make </w:t>
+      </w:r>
+      <w:r>
+        <w:rPr>
+          <w:rFonts w:ascii="Times New Roman" w:hAnsi="Times New Roman" w:cs="Times New Roman"/>
+          <w:b/>
+          <w:bCs/>
+          <w:sz w:val="36"/>
+          <w:szCs w:val="36"/>
+        </w:rPr>
+        <w:t>2</w:t>
+      </w:r>
+      <w:r>
+        <w:rPr>
+          <w:rFonts w:ascii="Times New Roman" w:hAnsi="Times New Roman" w:cs="Times New Roman"/>
+          <w:b/>
+          <w:bCs/>
+          <w:sz w:val="36"/>
+          <w:szCs w:val="36"/>
+        </w:rPr>
+        <w:t>/2 words from the given letter</w:t>
+      </w:r>
+      <w:r>
+        <w:rPr>
+          <w:rFonts w:ascii="Times New Roman" w:hAnsi="Times New Roman" w:cs="Times New Roman"/>
+          <w:b/>
+          <w:bCs/>
+          <w:sz w:val="36"/>
+          <w:szCs w:val="36"/>
+        </w:rPr>
+        <w:t>s</w:t>
+      </w:r>
+      <w:r>
+        <w:rPr>
+          <w:rFonts w:ascii="Times New Roman" w:hAnsi="Times New Roman" w:cs="Times New Roman"/>
+          <w:b/>
+          <w:bCs/>
+          <w:sz w:val="36"/>
+          <w:szCs w:val="36"/>
+        </w:rPr>
+        <w:t>.</w:t>
       </w:r>
       <w:r>
         <w:rPr>
